--- a/docs/Model Fast Facts.docx
+++ b/docs/Model Fast Facts.docx
@@ -1665,13 +1665,13 @@
           <w:noProof/>
         </w:rPr>
         <w:drawing>
-          <wp:inline distT="0" distB="0" distL="0" distR="0" wp14:anchorId="6A66511F" wp14:editId="346E9916">
+          <wp:inline distT="0" distB="0" distL="0" distR="0" wp14:anchorId="6031E6BD" wp14:editId="756DC31D">
             <wp:extent cx="4572000" cy="2743200"/>
             <wp:effectExtent l="0" t="0" r="0" b="0"/>
-            <wp:docPr id="1919292327" name="Chart 1">
+            <wp:docPr id="687441950" name="Chart 1">
               <a:extLst xmlns:a="http://schemas.openxmlformats.org/drawingml/2006/main">
                 <a:ext uri="{FF2B5EF4-FFF2-40B4-BE49-F238E27FC236}">
-                  <a16:creationId xmlns:a16="http://schemas.microsoft.com/office/drawing/2014/main" id="{A87AA713-AA35-EA0C-0EED-8B1B00530F17}"/>
+                  <a16:creationId xmlns:a16="http://schemas.microsoft.com/office/drawing/2014/main" id="{53EA3EE8-09F2-08A8-64AD-C50ECB8C4237}"/>
                 </a:ext>
               </a:extLst>
             </wp:docPr>
@@ -1710,13 +1710,13 @@
           <w:noProof/>
         </w:rPr>
         <w:drawing>
-          <wp:inline distT="0" distB="0" distL="0" distR="0" wp14:anchorId="09378554" wp14:editId="62D22F54">
+          <wp:inline distT="0" distB="0" distL="0" distR="0" wp14:anchorId="25B2EFBE" wp14:editId="5CA4177A">
             <wp:extent cx="4572000" cy="2743200"/>
             <wp:effectExtent l="0" t="0" r="0" b="0"/>
-            <wp:docPr id="2099048848" name="Chart 1">
+            <wp:docPr id="867340602" name="Chart 1">
               <a:extLst xmlns:a="http://schemas.openxmlformats.org/drawingml/2006/main">
                 <a:ext uri="{FF2B5EF4-FFF2-40B4-BE49-F238E27FC236}">
-                  <a16:creationId xmlns:a16="http://schemas.microsoft.com/office/drawing/2014/main" id="{22153A47-9CAB-6C6C-286A-52844ABE61E6}"/>
+                  <a16:creationId xmlns:a16="http://schemas.microsoft.com/office/drawing/2014/main" id="{2C510186-E63D-D524-8B01-C18C82286B54}"/>
                 </a:ext>
               </a:extLst>
             </wp:docPr>
@@ -2808,84 +2808,84 @@
           </c:dLbls>
           <c:cat>
             <c:strRef>
-              <c:f>Sheet1!$L$3:$L$12</c:f>
+              <c:f>Sheet2!$B$3:$B$12</c:f>
               <c:strCache>
                 <c:ptCount val="10"/>
                 <c:pt idx="0">
+                  <c:v>sov</c:v>
+                </c:pt>
+                <c:pt idx="1">
+                  <c:v>hov2+</c:v>
+                </c:pt>
+                <c:pt idx="2">
+                  <c:v>walk</c:v>
+                </c:pt>
+                <c:pt idx="3">
+                  <c:v>w_bus</c:v>
+                </c:pt>
+                <c:pt idx="4">
+                  <c:v>schoolbus</c:v>
+                </c:pt>
+                <c:pt idx="5">
                   <c:v>bike</c:v>
                 </c:pt>
-                <c:pt idx="1">
-                  <c:v>hov</c:v>
-                </c:pt>
-                <c:pt idx="2">
-                  <c:v>sov</c:v>
-                </c:pt>
-                <c:pt idx="3">
-                  <c:v>knr_bus</c:v>
-                </c:pt>
-                <c:pt idx="4">
+                <c:pt idx="6">
                   <c:v>nonhhauto</c:v>
                 </c:pt>
-                <c:pt idx="5">
+                <c:pt idx="7">
                   <c:v>other</c:v>
                 </c:pt>
-                <c:pt idx="6">
+                <c:pt idx="8">
                   <c:v>pnr_bus</c:v>
                 </c:pt>
-                <c:pt idx="7">
-                  <c:v>schoolbus</c:v>
-                </c:pt>
-                <c:pt idx="8">
-                  <c:v>w_bus</c:v>
-                </c:pt>
                 <c:pt idx="9">
-                  <c:v>walk</c:v>
+                  <c:v>knr_bus</c:v>
                 </c:pt>
               </c:strCache>
             </c:strRef>
           </c:cat>
           <c:val>
             <c:numRef>
-              <c:f>Sheet1!$M$3:$M$12</c:f>
+              <c:f>Sheet2!$C$3:$C$12</c:f>
               <c:numCache>
                 <c:formatCode>General</c:formatCode>
                 <c:ptCount val="10"/>
                 <c:pt idx="0">
-                  <c:v>54637</c:v>
+                  <c:v>1343049</c:v>
                 </c:pt>
                 <c:pt idx="1">
                   <c:v>846342</c:v>
                 </c:pt>
                 <c:pt idx="2">
-                  <c:v>1343049</c:v>
+                  <c:v>261952</c:v>
                 </c:pt>
                 <c:pt idx="3">
-                  <c:v>300</c:v>
+                  <c:v>89571</c:v>
                 </c:pt>
                 <c:pt idx="4">
+                  <c:v>58048</c:v>
+                </c:pt>
+                <c:pt idx="5">
+                  <c:v>54637</c:v>
+                </c:pt>
+                <c:pt idx="6">
                   <c:v>33334</c:v>
                 </c:pt>
-                <c:pt idx="5">
+                <c:pt idx="7">
                   <c:v>15912</c:v>
                 </c:pt>
-                <c:pt idx="6">
+                <c:pt idx="8">
                   <c:v>5876</c:v>
                 </c:pt>
-                <c:pt idx="7">
-                  <c:v>58048</c:v>
-                </c:pt>
-                <c:pt idx="8">
-                  <c:v>89571</c:v>
-                </c:pt>
                 <c:pt idx="9">
-                  <c:v>261952</c:v>
+                  <c:v>300</c:v>
                 </c:pt>
               </c:numCache>
             </c:numRef>
           </c:val>
           <c:extLst>
             <c:ext xmlns:c16="http://schemas.microsoft.com/office/drawing/2014/chart" uri="{C3380CC4-5D6E-409C-BE32-E72D297353CC}">
-              <c16:uniqueId val="{00000000-BB29-4A74-B00E-7CBE4A49A6E9}"/>
+              <c16:uniqueId val="{00000000-E4A8-4E37-A424-4ACA45E18990}"/>
             </c:ext>
           </c:extLst>
         </c:ser>
@@ -2899,11 +2899,11 @@
         </c:dLbls>
         <c:gapWidth val="219"/>
         <c:overlap val="-27"/>
-        <c:axId val="465582400"/>
-        <c:axId val="465566560"/>
+        <c:axId val="15605536"/>
+        <c:axId val="15598816"/>
       </c:barChart>
       <c:catAx>
-        <c:axId val="465582400"/>
+        <c:axId val="15605536"/>
         <c:scaling>
           <c:orientation val="minMax"/>
         </c:scaling>
@@ -2946,7 +2946,7 @@
             <a:endParaRPr lang="en-US"/>
           </a:p>
         </c:txPr>
-        <c:crossAx val="465566560"/>
+        <c:crossAx val="15598816"/>
         <c:crosses val="autoZero"/>
         <c:auto val="1"/>
         <c:lblAlgn val="ctr"/>
@@ -2954,7 +2954,7 @@
         <c:noMultiLvlLbl val="0"/>
       </c:catAx>
       <c:valAx>
-        <c:axId val="465566560"/>
+        <c:axId val="15598816"/>
         <c:scaling>
           <c:orientation val="minMax"/>
         </c:scaling>
@@ -3005,7 +3005,7 @@
             <a:endParaRPr lang="en-US"/>
           </a:p>
         </c:txPr>
-        <c:crossAx val="465582400"/>
+        <c:crossAx val="15605536"/>
         <c:crosses val="autoZero"/>
         <c:crossBetween val="between"/>
       </c:valAx>
@@ -3094,7 +3094,11 @@
             </a:pPr>
             <a:r>
               <a:rPr lang="en-US"/>
-              <a:t>Visitor Trips by Mode</a:t>
+              <a:t>Visitor</a:t>
+            </a:r>
+            <a:r>
+              <a:rPr lang="en-US" baseline="0"/>
+              <a:t> Trips by Mode</a:t>
             </a:r>
           </a:p>
         </c:rich>
@@ -3148,50 +3152,125 @@
             <a:effectLst/>
           </c:spPr>
           <c:invertIfNegative val="0"/>
+          <c:dLbls>
+            <c:spPr>
+              <a:noFill/>
+              <a:ln>
+                <a:noFill/>
+              </a:ln>
+              <a:effectLst/>
+            </c:spPr>
+            <c:txPr>
+              <a:bodyPr rot="0" spcFirstLastPara="1" vertOverflow="ellipsis" vert="horz" wrap="square" lIns="38100" tIns="19050" rIns="38100" bIns="19050" anchor="ctr" anchorCtr="1">
+                <a:spAutoFit/>
+              </a:bodyPr>
+              <a:lstStyle/>
+              <a:p>
+                <a:pPr>
+                  <a:defRPr sz="900" b="0" i="0" u="none" strike="noStrike" kern="1200" baseline="0">
+                    <a:solidFill>
+                      <a:schemeClr val="tx1">
+                        <a:lumMod val="75000"/>
+                        <a:lumOff val="25000"/>
+                      </a:schemeClr>
+                    </a:solidFill>
+                    <a:latin typeface="+mn-lt"/>
+                    <a:ea typeface="+mn-ea"/>
+                    <a:cs typeface="+mn-cs"/>
+                  </a:defRPr>
+                </a:pPr>
+                <a:endParaRPr lang="en-US"/>
+              </a:p>
+            </c:txPr>
+            <c:showLegendKey val="0"/>
+            <c:showVal val="1"/>
+            <c:showCatName val="0"/>
+            <c:showSerName val="0"/>
+            <c:showPercent val="0"/>
+            <c:showBubbleSize val="0"/>
+            <c:showLeaderLines val="0"/>
+            <c:extLst>
+              <c:ext xmlns:c15="http://schemas.microsoft.com/office/drawing/2012/chart" uri="{CE6537A1-D6FC-4f65-9D91-7224C49458BB}">
+                <c15:showLeaderLines val="1"/>
+                <c15:leaderLines>
+                  <c:spPr>
+                    <a:ln w="9525" cap="flat" cmpd="sng" algn="ctr">
+                      <a:solidFill>
+                        <a:schemeClr val="tx1">
+                          <a:lumMod val="35000"/>
+                          <a:lumOff val="65000"/>
+                        </a:schemeClr>
+                      </a:solidFill>
+                      <a:round/>
+                    </a:ln>
+                    <a:effectLst/>
+                  </c:spPr>
+                </c15:leaderLines>
+              </c:ext>
+            </c:extLst>
+          </c:dLbls>
           <c:cat>
             <c:strRef>
-              <c:f>Sheet1!$A$2:$A$8</c:f>
+              <c:f>Sheet1!$B$3:$B$9</c:f>
               <c:strCache>
                 <c:ptCount val="7"/>
                 <c:pt idx="0">
-                  <c:v>hov2</c:v>
+                  <c:v>walk</c:v>
                 </c:pt>
                 <c:pt idx="1">
-                  <c:v>hov3</c:v>
+                  <c:v>tnc</c:v>
                 </c:pt>
                 <c:pt idx="2">
                   <c:v>other</c:v>
                 </c:pt>
                 <c:pt idx="3">
-                  <c:v>sov</c:v>
+                  <c:v>hov3+</c:v>
                 </c:pt>
                 <c:pt idx="4">
-                  <c:v>tnc</c:v>
+                  <c:v>sov</c:v>
                 </c:pt>
                 <c:pt idx="5">
                   <c:v>w_bus</c:v>
                 </c:pt>
                 <c:pt idx="6">
-                  <c:v>walk</c:v>
+                  <c:v>hov2</c:v>
                 </c:pt>
               </c:strCache>
             </c:strRef>
           </c:cat>
           <c:val>
             <c:numRef>
-              <c:f>Sheet1!#REF!</c:f>
+              <c:f>Sheet1!$C$3:$C$9</c:f>
               <c:numCache>
                 <c:formatCode>General</c:formatCode>
-                <c:ptCount val="1"/>
+                <c:ptCount val="7"/>
                 <c:pt idx="0">
-                  <c:v>1</c:v>
+                  <c:v>171762</c:v>
+                </c:pt>
+                <c:pt idx="1">
+                  <c:v>47986</c:v>
+                </c:pt>
+                <c:pt idx="2">
+                  <c:v>47811</c:v>
+                </c:pt>
+                <c:pt idx="3">
+                  <c:v>42686</c:v>
+                </c:pt>
+                <c:pt idx="4">
+                  <c:v>31728</c:v>
+                </c:pt>
+                <c:pt idx="5">
+                  <c:v>27754</c:v>
+                </c:pt>
+                <c:pt idx="6">
+                  <c:v>19286</c:v>
                 </c:pt>
               </c:numCache>
             </c:numRef>
           </c:val>
           <c:extLst>
             <c:ext xmlns:c16="http://schemas.microsoft.com/office/drawing/2014/chart" uri="{C3380CC4-5D6E-409C-BE32-E72D297353CC}">
-              <c16:uniqueId val="{00000000-9FA7-483E-BF99-93A2AD9633C6}"/>
+              <c16:uniqueId val="{00000000-BA76-49D1-A82A-69A53D4A07A8}"/>
             </c:ext>
           </c:extLst>
         </c:ser>
@@ -3205,11 +3284,11 @@
         </c:dLbls>
         <c:gapWidth val="219"/>
         <c:overlap val="-27"/>
-        <c:axId val="321564256"/>
-        <c:axId val="321575296"/>
+        <c:axId val="15577696"/>
+        <c:axId val="15555136"/>
       </c:barChart>
       <c:catAx>
-        <c:axId val="321564256"/>
+        <c:axId val="15577696"/>
         <c:scaling>
           <c:orientation val="minMax"/>
         </c:scaling>
@@ -3252,7 +3331,7 @@
             <a:endParaRPr lang="en-US"/>
           </a:p>
         </c:txPr>
-        <c:crossAx val="321575296"/>
+        <c:crossAx val="15555136"/>
         <c:crosses val="autoZero"/>
         <c:auto val="1"/>
         <c:lblAlgn val="ctr"/>
@@ -3260,7 +3339,7 @@
         <c:noMultiLvlLbl val="0"/>
       </c:catAx>
       <c:valAx>
-        <c:axId val="321575296"/>
+        <c:axId val="15555136"/>
         <c:scaling>
           <c:orientation val="minMax"/>
         </c:scaling>
@@ -3311,7 +3390,7 @@
             <a:endParaRPr lang="en-US"/>
           </a:p>
         </c:txPr>
-        <c:crossAx val="321564256"/>
+        <c:crossAx val="15577696"/>
         <c:crosses val="autoZero"/>
         <c:crossBetween val="between"/>
       </c:valAx>

--- a/docs/Model Fast Facts.docx
+++ b/docs/Model Fast Facts.docx
@@ -23,7 +23,7 @@
         <w:pStyle w:val="Heading1"/>
       </w:pPr>
       <w:r>
-        <w:t>Overall</w:t>
+        <w:t>VMT/VHT/Delay</w:t>
       </w:r>
     </w:p>
     <w:tbl>
@@ -396,6 +396,7 @@
                 <w14:ligatures w14:val="none"/>
               </w:rPr>
             </w:pPr>
+            <w:proofErr w:type="spellStart"/>
             <w:r>
               <w:rPr>
                 <w:rFonts w:ascii="Aptos Narrow" w:eastAsia="Times New Roman" w:hAnsi="Aptos Narrow" w:cs="Times New Roman"/>
@@ -407,6 +408,7 @@
               </w:rPr>
               <w:t>MLHighway</w:t>
             </w:r>
+            <w:proofErr w:type="spellEnd"/>
           </w:p>
         </w:tc>
         <w:tc>
@@ -553,6 +555,7 @@
                 <w14:ligatures w14:val="none"/>
               </w:rPr>
             </w:pPr>
+            <w:proofErr w:type="spellStart"/>
             <w:r>
               <w:rPr>
                 <w:rFonts w:ascii="Aptos Narrow" w:eastAsia="Times New Roman" w:hAnsi="Aptos Narrow" w:cs="Times New Roman"/>
@@ -564,6 +567,7 @@
               </w:rPr>
               <w:t>MajorArterial</w:t>
             </w:r>
+            <w:proofErr w:type="spellEnd"/>
           </w:p>
         </w:tc>
         <w:tc>
@@ -867,6 +871,7 @@
                 <w14:ligatures w14:val="none"/>
               </w:rPr>
             </w:pPr>
+            <w:proofErr w:type="spellStart"/>
             <w:r>
               <w:rPr>
                 <w:rFonts w:ascii="Aptos Narrow" w:eastAsia="Times New Roman" w:hAnsi="Aptos Narrow" w:cs="Times New Roman"/>
@@ -878,6 +883,7 @@
               </w:rPr>
               <w:t>MajorCollector</w:t>
             </w:r>
+            <w:proofErr w:type="spellEnd"/>
           </w:p>
         </w:tc>
         <w:tc>
@@ -1635,6 +1641,688 @@
                 <w14:ligatures w14:val="none"/>
               </w:rPr>
               <w:t xml:space="preserve">                    108,000 </w:t>
+            </w:r>
+          </w:p>
+        </w:tc>
+      </w:tr>
+    </w:tbl>
+    <w:p/>
+    <w:p>
+      <w:pPr>
+        <w:pStyle w:val="Heading2"/>
+      </w:pPr>
+      <w:r>
+        <w:t>By Type</w:t>
+      </w:r>
+    </w:p>
+    <w:p>
+      <w:r>
+        <w:t>Note that the total in this table will not match the table above, which includes other sources of VMT like trucks.</w:t>
+      </w:r>
+    </w:p>
+    <w:tbl>
+      <w:tblPr>
+        <w:tblW w:w="0" w:type="auto"/>
+        <w:tblLook w:val="04A0" w:firstRow="1" w:lastRow="0" w:firstColumn="1" w:lastColumn="0" w:noHBand="0" w:noVBand="1"/>
+      </w:tblPr>
+      <w:tblGrid>
+        <w:gridCol w:w="1086"/>
+        <w:gridCol w:w="1934"/>
+        <w:gridCol w:w="1654"/>
+        <w:gridCol w:w="1501"/>
+      </w:tblGrid>
+      <w:tr>
+        <w:trPr>
+          <w:trHeight w:val="288"/>
+        </w:trPr>
+        <w:tc>
+          <w:tcPr>
+            <w:tcW w:w="0" w:type="auto"/>
+            <w:tcBorders>
+              <w:top w:val="single" w:sz="4" w:space="0" w:color="auto"/>
+              <w:left w:val="single" w:sz="4" w:space="0" w:color="auto"/>
+              <w:bottom w:val="single" w:sz="4" w:space="0" w:color="auto"/>
+              <w:right w:val="single" w:sz="4" w:space="0" w:color="auto"/>
+            </w:tcBorders>
+            <w:noWrap/>
+            <w:vAlign w:val="bottom"/>
+            <w:hideMark/>
+          </w:tcPr>
+          <w:p>
+            <w:pPr>
+              <w:spacing w:after="0" w:line="240" w:lineRule="auto"/>
+              <w:rPr>
+                <w:rFonts w:ascii="Aptos Narrow" w:eastAsia="Times New Roman" w:hAnsi="Aptos Narrow" w:cs="Times New Roman"/>
+                <w:color w:val="000000"/>
+                <w:kern w:val="0"/>
+                <w:sz w:val="22"/>
+                <w:szCs w:val="22"/>
+                <w14:ligatures w14:val="none"/>
+              </w:rPr>
+            </w:pPr>
+            <w:r>
+              <w:rPr>
+                <w:rFonts w:ascii="Aptos Narrow" w:eastAsia="Times New Roman" w:hAnsi="Aptos Narrow" w:cs="Times New Roman"/>
+                <w:color w:val="000000"/>
+                <w:kern w:val="0"/>
+                <w:sz w:val="22"/>
+                <w:szCs w:val="22"/>
+                <w14:ligatures w14:val="none"/>
+              </w:rPr>
+              <w:t> </w:t>
+            </w:r>
+          </w:p>
+        </w:tc>
+        <w:tc>
+          <w:tcPr>
+            <w:tcW w:w="0" w:type="auto"/>
+            <w:tcBorders>
+              <w:top w:val="single" w:sz="4" w:space="0" w:color="auto"/>
+              <w:left w:val="nil"/>
+              <w:bottom w:val="single" w:sz="4" w:space="0" w:color="auto"/>
+              <w:right w:val="single" w:sz="4" w:space="0" w:color="auto"/>
+            </w:tcBorders>
+            <w:noWrap/>
+            <w:vAlign w:val="bottom"/>
+            <w:hideMark/>
+          </w:tcPr>
+          <w:p>
+            <w:pPr>
+              <w:spacing w:after="0" w:line="240" w:lineRule="auto"/>
+              <w:rPr>
+                <w:rFonts w:ascii="Aptos Narrow" w:eastAsia="Times New Roman" w:hAnsi="Aptos Narrow" w:cs="Times New Roman"/>
+                <w:b/>
+                <w:bCs/>
+                <w:color w:val="000000"/>
+                <w:kern w:val="0"/>
+                <w:sz w:val="22"/>
+                <w:szCs w:val="22"/>
+                <w14:ligatures w14:val="none"/>
+              </w:rPr>
+            </w:pPr>
+            <w:r>
+              <w:rPr>
+                <w:rFonts w:ascii="Aptos Narrow" w:eastAsia="Times New Roman" w:hAnsi="Aptos Narrow" w:cs="Times New Roman"/>
+                <w:b/>
+                <w:bCs/>
+                <w:color w:val="000000"/>
+                <w:kern w:val="0"/>
+                <w:sz w:val="22"/>
+                <w:szCs w:val="22"/>
+                <w14:ligatures w14:val="none"/>
+              </w:rPr>
+              <w:t>VMT</w:t>
+            </w:r>
+          </w:p>
+        </w:tc>
+        <w:tc>
+          <w:tcPr>
+            <w:tcW w:w="0" w:type="auto"/>
+            <w:tcBorders>
+              <w:top w:val="single" w:sz="4" w:space="0" w:color="auto"/>
+              <w:left w:val="nil"/>
+              <w:bottom w:val="single" w:sz="4" w:space="0" w:color="auto"/>
+              <w:right w:val="single" w:sz="4" w:space="0" w:color="auto"/>
+            </w:tcBorders>
+            <w:noWrap/>
+            <w:vAlign w:val="bottom"/>
+            <w:hideMark/>
+          </w:tcPr>
+          <w:p>
+            <w:pPr>
+              <w:spacing w:after="0" w:line="240" w:lineRule="auto"/>
+              <w:rPr>
+                <w:rFonts w:ascii="Aptos Narrow" w:eastAsia="Times New Roman" w:hAnsi="Aptos Narrow" w:cs="Times New Roman"/>
+                <w:b/>
+                <w:bCs/>
+                <w:color w:val="000000"/>
+                <w:kern w:val="0"/>
+                <w:sz w:val="22"/>
+                <w:szCs w:val="22"/>
+                <w14:ligatures w14:val="none"/>
+              </w:rPr>
+            </w:pPr>
+            <w:r>
+              <w:rPr>
+                <w:rFonts w:ascii="Aptos Narrow" w:eastAsia="Times New Roman" w:hAnsi="Aptos Narrow" w:cs="Times New Roman"/>
+                <w:b/>
+                <w:bCs/>
+                <w:color w:val="000000"/>
+                <w:kern w:val="0"/>
+                <w:sz w:val="22"/>
+                <w:szCs w:val="22"/>
+                <w14:ligatures w14:val="none"/>
+              </w:rPr>
+              <w:t>VHT</w:t>
+            </w:r>
+          </w:p>
+        </w:tc>
+        <w:tc>
+          <w:tcPr>
+            <w:tcW w:w="0" w:type="auto"/>
+            <w:tcBorders>
+              <w:top w:val="single" w:sz="4" w:space="0" w:color="auto"/>
+              <w:left w:val="nil"/>
+              <w:bottom w:val="single" w:sz="4" w:space="0" w:color="auto"/>
+              <w:right w:val="single" w:sz="4" w:space="0" w:color="auto"/>
+            </w:tcBorders>
+            <w:noWrap/>
+            <w:vAlign w:val="bottom"/>
+            <w:hideMark/>
+          </w:tcPr>
+          <w:p>
+            <w:pPr>
+              <w:spacing w:after="0" w:line="240" w:lineRule="auto"/>
+              <w:rPr>
+                <w:rFonts w:ascii="Aptos Narrow" w:eastAsia="Times New Roman" w:hAnsi="Aptos Narrow" w:cs="Times New Roman"/>
+                <w:b/>
+                <w:bCs/>
+                <w:color w:val="000000"/>
+                <w:kern w:val="0"/>
+                <w:sz w:val="22"/>
+                <w:szCs w:val="22"/>
+                <w14:ligatures w14:val="none"/>
+              </w:rPr>
+            </w:pPr>
+            <w:r>
+              <w:rPr>
+                <w:rFonts w:ascii="Aptos Narrow" w:eastAsia="Times New Roman" w:hAnsi="Aptos Narrow" w:cs="Times New Roman"/>
+                <w:b/>
+                <w:bCs/>
+                <w:color w:val="000000"/>
+                <w:kern w:val="0"/>
+                <w:sz w:val="22"/>
+                <w:szCs w:val="22"/>
+                <w14:ligatures w14:val="none"/>
+              </w:rPr>
+              <w:t>Delay</w:t>
+            </w:r>
+          </w:p>
+        </w:tc>
+      </w:tr>
+      <w:tr>
+        <w:trPr>
+          <w:trHeight w:val="288"/>
+        </w:trPr>
+        <w:tc>
+          <w:tcPr>
+            <w:tcW w:w="0" w:type="auto"/>
+            <w:tcBorders>
+              <w:top w:val="nil"/>
+              <w:left w:val="single" w:sz="4" w:space="0" w:color="auto"/>
+              <w:bottom w:val="single" w:sz="4" w:space="0" w:color="auto"/>
+              <w:right w:val="single" w:sz="4" w:space="0" w:color="auto"/>
+            </w:tcBorders>
+            <w:noWrap/>
+            <w:vAlign w:val="bottom"/>
+            <w:hideMark/>
+          </w:tcPr>
+          <w:p>
+            <w:pPr>
+              <w:spacing w:after="0" w:line="240" w:lineRule="auto"/>
+              <w:rPr>
+                <w:rFonts w:ascii="Aptos Narrow" w:eastAsia="Times New Roman" w:hAnsi="Aptos Narrow" w:cs="Times New Roman"/>
+                <w:color w:val="000000"/>
+                <w:kern w:val="0"/>
+                <w:sz w:val="22"/>
+                <w:szCs w:val="22"/>
+                <w14:ligatures w14:val="none"/>
+              </w:rPr>
+            </w:pPr>
+            <w:r>
+              <w:rPr>
+                <w:rFonts w:ascii="Aptos Narrow" w:eastAsia="Times New Roman" w:hAnsi="Aptos Narrow" w:cs="Times New Roman"/>
+                <w:color w:val="000000"/>
+                <w:kern w:val="0"/>
+                <w:sz w:val="22"/>
+                <w:szCs w:val="22"/>
+                <w14:ligatures w14:val="none"/>
+              </w:rPr>
+              <w:t>Residents</w:t>
+            </w:r>
+          </w:p>
+        </w:tc>
+        <w:tc>
+          <w:tcPr>
+            <w:tcW w:w="0" w:type="auto"/>
+            <w:tcBorders>
+              <w:top w:val="nil"/>
+              <w:left w:val="nil"/>
+              <w:bottom w:val="single" w:sz="4" w:space="0" w:color="auto"/>
+              <w:right w:val="single" w:sz="4" w:space="0" w:color="auto"/>
+            </w:tcBorders>
+            <w:noWrap/>
+            <w:vAlign w:val="bottom"/>
+            <w:hideMark/>
+          </w:tcPr>
+          <w:p>
+            <w:pPr>
+              <w:spacing w:after="0" w:line="240" w:lineRule="auto"/>
+              <w:rPr>
+                <w:rFonts w:ascii="Aptos Narrow" w:eastAsia="Times New Roman" w:hAnsi="Aptos Narrow" w:cs="Times New Roman"/>
+                <w:color w:val="000000"/>
+                <w:kern w:val="0"/>
+                <w:sz w:val="22"/>
+                <w:szCs w:val="22"/>
+                <w14:ligatures w14:val="none"/>
+              </w:rPr>
+            </w:pPr>
+            <w:r>
+              <w:rPr>
+                <w:rFonts w:ascii="Aptos Narrow" w:eastAsia="Times New Roman" w:hAnsi="Aptos Narrow" w:cs="Times New Roman"/>
+                <w:color w:val="000000"/>
+                <w:kern w:val="0"/>
+                <w:sz w:val="22"/>
+                <w:szCs w:val="22"/>
+                <w14:ligatures w14:val="none"/>
+              </w:rPr>
+              <w:t xml:space="preserve">                 11,526,000 </w:t>
+            </w:r>
+          </w:p>
+        </w:tc>
+        <w:tc>
+          <w:tcPr>
+            <w:tcW w:w="0" w:type="auto"/>
+            <w:tcBorders>
+              <w:top w:val="nil"/>
+              <w:left w:val="nil"/>
+              <w:bottom w:val="single" w:sz="4" w:space="0" w:color="auto"/>
+              <w:right w:val="single" w:sz="4" w:space="0" w:color="auto"/>
+            </w:tcBorders>
+            <w:noWrap/>
+            <w:vAlign w:val="bottom"/>
+            <w:hideMark/>
+          </w:tcPr>
+          <w:p>
+            <w:pPr>
+              <w:spacing w:after="0" w:line="240" w:lineRule="auto"/>
+              <w:rPr>
+                <w:rFonts w:ascii="Aptos Narrow" w:eastAsia="Times New Roman" w:hAnsi="Aptos Narrow" w:cs="Times New Roman"/>
+                <w:color w:val="000000"/>
+                <w:kern w:val="0"/>
+                <w:sz w:val="22"/>
+                <w:szCs w:val="22"/>
+                <w14:ligatures w14:val="none"/>
+              </w:rPr>
+            </w:pPr>
+            <w:r>
+              <w:rPr>
+                <w:rFonts w:ascii="Aptos Narrow" w:eastAsia="Times New Roman" w:hAnsi="Aptos Narrow" w:cs="Times New Roman"/>
+                <w:color w:val="000000"/>
+                <w:kern w:val="0"/>
+                <w:sz w:val="22"/>
+                <w:szCs w:val="22"/>
+                <w14:ligatures w14:val="none"/>
+              </w:rPr>
+              <w:t xml:space="preserve">                 353,000 </w:t>
+            </w:r>
+          </w:p>
+        </w:tc>
+        <w:tc>
+          <w:tcPr>
+            <w:tcW w:w="0" w:type="auto"/>
+            <w:tcBorders>
+              <w:top w:val="nil"/>
+              <w:left w:val="nil"/>
+              <w:bottom w:val="single" w:sz="4" w:space="0" w:color="auto"/>
+              <w:right w:val="single" w:sz="4" w:space="0" w:color="auto"/>
+            </w:tcBorders>
+            <w:noWrap/>
+            <w:vAlign w:val="bottom"/>
+            <w:hideMark/>
+          </w:tcPr>
+          <w:p>
+            <w:pPr>
+              <w:spacing w:after="0" w:line="240" w:lineRule="auto"/>
+              <w:rPr>
+                <w:rFonts w:ascii="Aptos Narrow" w:eastAsia="Times New Roman" w:hAnsi="Aptos Narrow" w:cs="Times New Roman"/>
+                <w:color w:val="000000"/>
+                <w:kern w:val="0"/>
+                <w:sz w:val="22"/>
+                <w:szCs w:val="22"/>
+                <w14:ligatures w14:val="none"/>
+              </w:rPr>
+            </w:pPr>
+            <w:r>
+              <w:rPr>
+                <w:rFonts w:ascii="Aptos Narrow" w:eastAsia="Times New Roman" w:hAnsi="Aptos Narrow" w:cs="Times New Roman"/>
+                <w:color w:val="000000"/>
+                <w:kern w:val="0"/>
+                <w:sz w:val="22"/>
+                <w:szCs w:val="22"/>
+                <w14:ligatures w14:val="none"/>
+              </w:rPr>
+              <w:t xml:space="preserve">                59,000 </w:t>
+            </w:r>
+          </w:p>
+        </w:tc>
+      </w:tr>
+      <w:tr>
+        <w:trPr>
+          <w:trHeight w:val="288"/>
+        </w:trPr>
+        <w:tc>
+          <w:tcPr>
+            <w:tcW w:w="0" w:type="auto"/>
+            <w:tcBorders>
+              <w:top w:val="nil"/>
+              <w:left w:val="single" w:sz="4" w:space="0" w:color="auto"/>
+              <w:bottom w:val="single" w:sz="4" w:space="0" w:color="auto"/>
+              <w:right w:val="single" w:sz="4" w:space="0" w:color="auto"/>
+            </w:tcBorders>
+            <w:noWrap/>
+            <w:vAlign w:val="bottom"/>
+            <w:hideMark/>
+          </w:tcPr>
+          <w:p>
+            <w:pPr>
+              <w:spacing w:after="0" w:line="240" w:lineRule="auto"/>
+              <w:rPr>
+                <w:rFonts w:ascii="Aptos Narrow" w:eastAsia="Times New Roman" w:hAnsi="Aptos Narrow" w:cs="Times New Roman"/>
+                <w:color w:val="000000"/>
+                <w:kern w:val="0"/>
+                <w:sz w:val="22"/>
+                <w:szCs w:val="22"/>
+                <w14:ligatures w14:val="none"/>
+              </w:rPr>
+            </w:pPr>
+            <w:r>
+              <w:rPr>
+                <w:rFonts w:ascii="Aptos Narrow" w:eastAsia="Times New Roman" w:hAnsi="Aptos Narrow" w:cs="Times New Roman"/>
+                <w:color w:val="000000"/>
+                <w:kern w:val="0"/>
+                <w:sz w:val="22"/>
+                <w:szCs w:val="22"/>
+                <w14:ligatures w14:val="none"/>
+              </w:rPr>
+              <w:t>Visitors</w:t>
+            </w:r>
+          </w:p>
+        </w:tc>
+        <w:tc>
+          <w:tcPr>
+            <w:tcW w:w="0" w:type="auto"/>
+            <w:tcBorders>
+              <w:top w:val="nil"/>
+              <w:left w:val="nil"/>
+              <w:bottom w:val="single" w:sz="4" w:space="0" w:color="auto"/>
+              <w:right w:val="single" w:sz="4" w:space="0" w:color="auto"/>
+            </w:tcBorders>
+            <w:noWrap/>
+            <w:vAlign w:val="bottom"/>
+            <w:hideMark/>
+          </w:tcPr>
+          <w:p>
+            <w:pPr>
+              <w:spacing w:after="0" w:line="240" w:lineRule="auto"/>
+              <w:rPr>
+                <w:rFonts w:ascii="Aptos Narrow" w:eastAsia="Times New Roman" w:hAnsi="Aptos Narrow" w:cs="Times New Roman"/>
+                <w:color w:val="000000"/>
+                <w:kern w:val="0"/>
+                <w:sz w:val="22"/>
+                <w:szCs w:val="22"/>
+                <w14:ligatures w14:val="none"/>
+              </w:rPr>
+            </w:pPr>
+            <w:r>
+              <w:rPr>
+                <w:rFonts w:ascii="Aptos Narrow" w:eastAsia="Times New Roman" w:hAnsi="Aptos Narrow" w:cs="Times New Roman"/>
+                <w:color w:val="000000"/>
+                <w:kern w:val="0"/>
+                <w:sz w:val="22"/>
+                <w:szCs w:val="22"/>
+                <w14:ligatures w14:val="none"/>
+              </w:rPr>
+              <w:t xml:space="preserve">                    1,041,000 </w:t>
+            </w:r>
+          </w:p>
+        </w:tc>
+        <w:tc>
+          <w:tcPr>
+            <w:tcW w:w="0" w:type="auto"/>
+            <w:tcBorders>
+              <w:top w:val="nil"/>
+              <w:left w:val="nil"/>
+              <w:bottom w:val="single" w:sz="4" w:space="0" w:color="auto"/>
+              <w:right w:val="single" w:sz="4" w:space="0" w:color="auto"/>
+            </w:tcBorders>
+            <w:noWrap/>
+            <w:vAlign w:val="bottom"/>
+            <w:hideMark/>
+          </w:tcPr>
+          <w:p>
+            <w:pPr>
+              <w:spacing w:after="0" w:line="240" w:lineRule="auto"/>
+              <w:rPr>
+                <w:rFonts w:ascii="Aptos Narrow" w:eastAsia="Times New Roman" w:hAnsi="Aptos Narrow" w:cs="Times New Roman"/>
+                <w:color w:val="000000"/>
+                <w:kern w:val="0"/>
+                <w:sz w:val="22"/>
+                <w:szCs w:val="22"/>
+                <w14:ligatures w14:val="none"/>
+              </w:rPr>
+            </w:pPr>
+            <w:r>
+              <w:rPr>
+                <w:rFonts w:ascii="Aptos Narrow" w:eastAsia="Times New Roman" w:hAnsi="Aptos Narrow" w:cs="Times New Roman"/>
+                <w:color w:val="000000"/>
+                <w:kern w:val="0"/>
+                <w:sz w:val="22"/>
+                <w:szCs w:val="22"/>
+                <w14:ligatures w14:val="none"/>
+              </w:rPr>
+              <w:t xml:space="preserve">                    30,000 </w:t>
+            </w:r>
+          </w:p>
+        </w:tc>
+        <w:tc>
+          <w:tcPr>
+            <w:tcW w:w="0" w:type="auto"/>
+            <w:tcBorders>
+              <w:top w:val="nil"/>
+              <w:left w:val="nil"/>
+              <w:bottom w:val="single" w:sz="4" w:space="0" w:color="auto"/>
+              <w:right w:val="single" w:sz="4" w:space="0" w:color="auto"/>
+            </w:tcBorders>
+            <w:noWrap/>
+            <w:vAlign w:val="bottom"/>
+            <w:hideMark/>
+          </w:tcPr>
+          <w:p>
+            <w:pPr>
+              <w:spacing w:after="0" w:line="240" w:lineRule="auto"/>
+              <w:rPr>
+                <w:rFonts w:ascii="Aptos Narrow" w:eastAsia="Times New Roman" w:hAnsi="Aptos Narrow" w:cs="Times New Roman"/>
+                <w:color w:val="000000"/>
+                <w:kern w:val="0"/>
+                <w:sz w:val="22"/>
+                <w:szCs w:val="22"/>
+                <w14:ligatures w14:val="none"/>
+              </w:rPr>
+            </w:pPr>
+            <w:r>
+              <w:rPr>
+                <w:rFonts w:ascii="Aptos Narrow" w:eastAsia="Times New Roman" w:hAnsi="Aptos Narrow" w:cs="Times New Roman"/>
+                <w:color w:val="000000"/>
+                <w:kern w:val="0"/>
+                <w:sz w:val="22"/>
+                <w:szCs w:val="22"/>
+                <w14:ligatures w14:val="none"/>
+              </w:rPr>
+              <w:t xml:space="preserve">                   4,000 </w:t>
+            </w:r>
+          </w:p>
+        </w:tc>
+      </w:tr>
+      <w:tr>
+        <w:trPr>
+          <w:trHeight w:val="288"/>
+        </w:trPr>
+        <w:tc>
+          <w:tcPr>
+            <w:tcW w:w="0" w:type="auto"/>
+            <w:tcBorders>
+              <w:top w:val="nil"/>
+              <w:left w:val="single" w:sz="4" w:space="0" w:color="auto"/>
+              <w:bottom w:val="single" w:sz="4" w:space="0" w:color="auto"/>
+              <w:right w:val="single" w:sz="4" w:space="0" w:color="auto"/>
+            </w:tcBorders>
+            <w:noWrap/>
+            <w:vAlign w:val="bottom"/>
+            <w:hideMark/>
+          </w:tcPr>
+          <w:p>
+            <w:pPr>
+              <w:spacing w:after="0" w:line="240" w:lineRule="auto"/>
+              <w:rPr>
+                <w:rFonts w:ascii="Aptos Narrow" w:eastAsia="Times New Roman" w:hAnsi="Aptos Narrow" w:cs="Times New Roman"/>
+                <w:b/>
+                <w:bCs/>
+                <w:color w:val="000000"/>
+                <w:kern w:val="0"/>
+                <w:sz w:val="22"/>
+                <w:szCs w:val="22"/>
+                <w14:ligatures w14:val="none"/>
+              </w:rPr>
+            </w:pPr>
+            <w:r>
+              <w:rPr>
+                <w:rFonts w:ascii="Aptos Narrow" w:eastAsia="Times New Roman" w:hAnsi="Aptos Narrow" w:cs="Times New Roman"/>
+                <w:b/>
+                <w:bCs/>
+                <w:color w:val="000000"/>
+                <w:kern w:val="0"/>
+                <w:sz w:val="22"/>
+                <w:szCs w:val="22"/>
+                <w14:ligatures w14:val="none"/>
+              </w:rPr>
+              <w:t>Total</w:t>
+            </w:r>
+          </w:p>
+        </w:tc>
+        <w:tc>
+          <w:tcPr>
+            <w:tcW w:w="0" w:type="auto"/>
+            <w:tcBorders>
+              <w:top w:val="nil"/>
+              <w:left w:val="nil"/>
+              <w:bottom w:val="single" w:sz="4" w:space="0" w:color="auto"/>
+              <w:right w:val="single" w:sz="4" w:space="0" w:color="auto"/>
+            </w:tcBorders>
+            <w:noWrap/>
+            <w:vAlign w:val="bottom"/>
+            <w:hideMark/>
+          </w:tcPr>
+          <w:p>
+            <w:pPr>
+              <w:spacing w:after="0" w:line="240" w:lineRule="auto"/>
+              <w:rPr>
+                <w:rFonts w:ascii="Aptos Narrow" w:eastAsia="Times New Roman" w:hAnsi="Aptos Narrow" w:cs="Times New Roman"/>
+                <w:b/>
+                <w:bCs/>
+                <w:color w:val="000000"/>
+                <w:kern w:val="0"/>
+                <w:sz w:val="22"/>
+                <w:szCs w:val="22"/>
+                <w14:ligatures w14:val="none"/>
+              </w:rPr>
+            </w:pPr>
+            <w:r>
+              <w:rPr>
+                <w:rFonts w:ascii="Aptos Narrow" w:eastAsia="Times New Roman" w:hAnsi="Aptos Narrow" w:cs="Times New Roman"/>
+                <w:b/>
+                <w:bCs/>
+                <w:color w:val="000000"/>
+                <w:kern w:val="0"/>
+                <w:sz w:val="22"/>
+                <w:szCs w:val="22"/>
+                <w14:ligatures w14:val="none"/>
+              </w:rPr>
+              <w:t xml:space="preserve">                 12,567,000 </w:t>
+            </w:r>
+          </w:p>
+        </w:tc>
+        <w:tc>
+          <w:tcPr>
+            <w:tcW w:w="0" w:type="auto"/>
+            <w:tcBorders>
+              <w:top w:val="nil"/>
+              <w:left w:val="nil"/>
+              <w:bottom w:val="single" w:sz="4" w:space="0" w:color="auto"/>
+              <w:right w:val="single" w:sz="4" w:space="0" w:color="auto"/>
+            </w:tcBorders>
+            <w:noWrap/>
+            <w:vAlign w:val="bottom"/>
+            <w:hideMark/>
+          </w:tcPr>
+          <w:p>
+            <w:pPr>
+              <w:spacing w:after="0" w:line="240" w:lineRule="auto"/>
+              <w:rPr>
+                <w:rFonts w:ascii="Aptos Narrow" w:eastAsia="Times New Roman" w:hAnsi="Aptos Narrow" w:cs="Times New Roman"/>
+                <w:b/>
+                <w:bCs/>
+                <w:color w:val="000000"/>
+                <w:kern w:val="0"/>
+                <w:sz w:val="22"/>
+                <w:szCs w:val="22"/>
+                <w14:ligatures w14:val="none"/>
+              </w:rPr>
+            </w:pPr>
+            <w:r>
+              <w:rPr>
+                <w:rFonts w:ascii="Aptos Narrow" w:eastAsia="Times New Roman" w:hAnsi="Aptos Narrow" w:cs="Times New Roman"/>
+                <w:b/>
+                <w:bCs/>
+                <w:color w:val="000000"/>
+                <w:kern w:val="0"/>
+                <w:sz w:val="22"/>
+                <w:szCs w:val="22"/>
+                <w14:ligatures w14:val="none"/>
+              </w:rPr>
+              <w:t xml:space="preserve">                 383,000 </w:t>
+            </w:r>
+          </w:p>
+        </w:tc>
+        <w:tc>
+          <w:tcPr>
+            <w:tcW w:w="0" w:type="auto"/>
+            <w:tcBorders>
+              <w:top w:val="nil"/>
+              <w:left w:val="nil"/>
+              <w:bottom w:val="single" w:sz="4" w:space="0" w:color="auto"/>
+              <w:right w:val="single" w:sz="4" w:space="0" w:color="auto"/>
+            </w:tcBorders>
+            <w:noWrap/>
+            <w:vAlign w:val="bottom"/>
+            <w:hideMark/>
+          </w:tcPr>
+          <w:p>
+            <w:pPr>
+              <w:spacing w:after="0" w:line="240" w:lineRule="auto"/>
+              <w:rPr>
+                <w:rFonts w:ascii="Aptos Narrow" w:eastAsia="Times New Roman" w:hAnsi="Aptos Narrow" w:cs="Times New Roman"/>
+                <w:b/>
+                <w:bCs/>
+                <w:color w:val="000000"/>
+                <w:kern w:val="0"/>
+                <w:sz w:val="22"/>
+                <w:szCs w:val="22"/>
+                <w14:ligatures w14:val="none"/>
+              </w:rPr>
+            </w:pPr>
+            <w:r>
+              <w:rPr>
+                <w:rFonts w:ascii="Aptos Narrow" w:eastAsia="Times New Roman" w:hAnsi="Aptos Narrow" w:cs="Times New Roman"/>
+                <w:b/>
+                <w:bCs/>
+                <w:color w:val="000000"/>
+                <w:kern w:val="0"/>
+                <w:sz w:val="22"/>
+                <w:szCs w:val="22"/>
+                <w14:ligatures w14:val="none"/>
+              </w:rPr>
+              <w:t xml:space="preserve">                63,000 </w:t>
             </w:r>
           </w:p>
         </w:tc>
@@ -1646,6 +2334,1501 @@
         <w:pStyle w:val="Heading1"/>
       </w:pPr>
       <w:r>
+        <w:t>Trips By Mode</w:t>
+      </w:r>
+    </w:p>
+    <w:tbl>
+      <w:tblPr>
+        <w:tblW w:w="0" w:type="auto"/>
+        <w:tblLook w:val="04A0" w:firstRow="1" w:lastRow="0" w:firstColumn="1" w:lastColumn="0" w:noHBand="0" w:noVBand="1"/>
+      </w:tblPr>
+      <w:tblGrid>
+        <w:gridCol w:w="1196"/>
+        <w:gridCol w:w="1572"/>
+        <w:gridCol w:w="1366"/>
+        <w:gridCol w:w="1548"/>
+      </w:tblGrid>
+      <w:tr>
+        <w:trPr>
+          <w:trHeight w:val="288"/>
+        </w:trPr>
+        <w:tc>
+          <w:tcPr>
+            <w:tcW w:w="0" w:type="auto"/>
+            <w:tcBorders>
+              <w:top w:val="single" w:sz="4" w:space="0" w:color="auto"/>
+              <w:left w:val="single" w:sz="4" w:space="0" w:color="auto"/>
+              <w:bottom w:val="single" w:sz="4" w:space="0" w:color="auto"/>
+              <w:right w:val="single" w:sz="4" w:space="0" w:color="auto"/>
+            </w:tcBorders>
+            <w:noWrap/>
+            <w:vAlign w:val="bottom"/>
+            <w:hideMark/>
+          </w:tcPr>
+          <w:p>
+            <w:pPr>
+              <w:spacing w:after="0" w:line="240" w:lineRule="auto"/>
+              <w:rPr>
+                <w:rFonts w:ascii="Aptos Narrow" w:eastAsia="Times New Roman" w:hAnsi="Aptos Narrow" w:cs="Times New Roman"/>
+                <w:b/>
+                <w:bCs/>
+                <w:color w:val="000000"/>
+                <w:kern w:val="0"/>
+                <w:sz w:val="22"/>
+                <w:szCs w:val="22"/>
+                <w14:ligatures w14:val="none"/>
+              </w:rPr>
+            </w:pPr>
+            <w:r>
+              <w:rPr>
+                <w:rFonts w:ascii="Aptos Narrow" w:eastAsia="Times New Roman" w:hAnsi="Aptos Narrow" w:cs="Times New Roman"/>
+                <w:b/>
+                <w:bCs/>
+                <w:color w:val="000000"/>
+                <w:kern w:val="0"/>
+                <w:sz w:val="22"/>
+                <w:szCs w:val="22"/>
+                <w14:ligatures w14:val="none"/>
+              </w:rPr>
+              <w:t>Mode</w:t>
+            </w:r>
+          </w:p>
+        </w:tc>
+        <w:tc>
+          <w:tcPr>
+            <w:tcW w:w="0" w:type="auto"/>
+            <w:tcBorders>
+              <w:top w:val="single" w:sz="4" w:space="0" w:color="auto"/>
+              <w:left w:val="nil"/>
+              <w:bottom w:val="single" w:sz="4" w:space="0" w:color="auto"/>
+              <w:right w:val="single" w:sz="4" w:space="0" w:color="auto"/>
+            </w:tcBorders>
+            <w:noWrap/>
+            <w:vAlign w:val="bottom"/>
+            <w:hideMark/>
+          </w:tcPr>
+          <w:p>
+            <w:pPr>
+              <w:spacing w:after="0" w:line="240" w:lineRule="auto"/>
+              <w:rPr>
+                <w:rFonts w:ascii="Aptos Narrow" w:eastAsia="Times New Roman" w:hAnsi="Aptos Narrow" w:cs="Times New Roman"/>
+                <w:b/>
+                <w:bCs/>
+                <w:color w:val="000000"/>
+                <w:kern w:val="0"/>
+                <w:sz w:val="22"/>
+                <w:szCs w:val="22"/>
+                <w14:ligatures w14:val="none"/>
+              </w:rPr>
+            </w:pPr>
+            <w:r>
+              <w:rPr>
+                <w:rFonts w:ascii="Aptos Narrow" w:eastAsia="Times New Roman" w:hAnsi="Aptos Narrow" w:cs="Times New Roman"/>
+                <w:b/>
+                <w:bCs/>
+                <w:color w:val="000000"/>
+                <w:kern w:val="0"/>
+                <w:sz w:val="22"/>
+                <w:szCs w:val="22"/>
+                <w14:ligatures w14:val="none"/>
+              </w:rPr>
+              <w:t>Resident</w:t>
+            </w:r>
+          </w:p>
+        </w:tc>
+        <w:tc>
+          <w:tcPr>
+            <w:tcW w:w="0" w:type="auto"/>
+            <w:tcBorders>
+              <w:top w:val="single" w:sz="4" w:space="0" w:color="auto"/>
+              <w:left w:val="nil"/>
+              <w:bottom w:val="single" w:sz="4" w:space="0" w:color="auto"/>
+              <w:right w:val="single" w:sz="4" w:space="0" w:color="auto"/>
+            </w:tcBorders>
+            <w:noWrap/>
+            <w:vAlign w:val="bottom"/>
+            <w:hideMark/>
+          </w:tcPr>
+          <w:p>
+            <w:pPr>
+              <w:spacing w:after="0" w:line="240" w:lineRule="auto"/>
+              <w:rPr>
+                <w:rFonts w:ascii="Aptos Narrow" w:eastAsia="Times New Roman" w:hAnsi="Aptos Narrow" w:cs="Times New Roman"/>
+                <w:b/>
+                <w:bCs/>
+                <w:color w:val="000000"/>
+                <w:kern w:val="0"/>
+                <w:sz w:val="22"/>
+                <w:szCs w:val="22"/>
+                <w14:ligatures w14:val="none"/>
+              </w:rPr>
+            </w:pPr>
+            <w:r>
+              <w:rPr>
+                <w:rFonts w:ascii="Aptos Narrow" w:eastAsia="Times New Roman" w:hAnsi="Aptos Narrow" w:cs="Times New Roman"/>
+                <w:b/>
+                <w:bCs/>
+                <w:color w:val="000000"/>
+                <w:kern w:val="0"/>
+                <w:sz w:val="22"/>
+                <w:szCs w:val="22"/>
+                <w14:ligatures w14:val="none"/>
+              </w:rPr>
+              <w:t>Visitor</w:t>
+            </w:r>
+          </w:p>
+        </w:tc>
+        <w:tc>
+          <w:tcPr>
+            <w:tcW w:w="0" w:type="auto"/>
+            <w:tcBorders>
+              <w:top w:val="single" w:sz="4" w:space="0" w:color="auto"/>
+              <w:left w:val="nil"/>
+              <w:bottom w:val="single" w:sz="4" w:space="0" w:color="auto"/>
+              <w:right w:val="single" w:sz="4" w:space="0" w:color="auto"/>
+            </w:tcBorders>
+            <w:noWrap/>
+            <w:vAlign w:val="bottom"/>
+            <w:hideMark/>
+          </w:tcPr>
+          <w:p>
+            <w:pPr>
+              <w:spacing w:after="0" w:line="240" w:lineRule="auto"/>
+              <w:rPr>
+                <w:rFonts w:ascii="Aptos Narrow" w:eastAsia="Times New Roman" w:hAnsi="Aptos Narrow" w:cs="Times New Roman"/>
+                <w:b/>
+                <w:bCs/>
+                <w:color w:val="000000"/>
+                <w:kern w:val="0"/>
+                <w:sz w:val="22"/>
+                <w:szCs w:val="22"/>
+                <w14:ligatures w14:val="none"/>
+              </w:rPr>
+            </w:pPr>
+            <w:r>
+              <w:rPr>
+                <w:rFonts w:ascii="Aptos Narrow" w:eastAsia="Times New Roman" w:hAnsi="Aptos Narrow" w:cs="Times New Roman"/>
+                <w:b/>
+                <w:bCs/>
+                <w:color w:val="000000"/>
+                <w:kern w:val="0"/>
+                <w:sz w:val="22"/>
+                <w:szCs w:val="22"/>
+                <w14:ligatures w14:val="none"/>
+              </w:rPr>
+              <w:t>Total</w:t>
+            </w:r>
+          </w:p>
+        </w:tc>
+      </w:tr>
+      <w:tr>
+        <w:trPr>
+          <w:trHeight w:val="288"/>
+        </w:trPr>
+        <w:tc>
+          <w:tcPr>
+            <w:tcW w:w="0" w:type="auto"/>
+            <w:tcBorders>
+              <w:top w:val="nil"/>
+              <w:left w:val="single" w:sz="4" w:space="0" w:color="auto"/>
+              <w:bottom w:val="single" w:sz="4" w:space="0" w:color="auto"/>
+              <w:right w:val="single" w:sz="4" w:space="0" w:color="auto"/>
+            </w:tcBorders>
+            <w:noWrap/>
+            <w:vAlign w:val="bottom"/>
+            <w:hideMark/>
+          </w:tcPr>
+          <w:p>
+            <w:pPr>
+              <w:spacing w:after="0" w:line="240" w:lineRule="auto"/>
+              <w:rPr>
+                <w:rFonts w:ascii="Aptos Narrow" w:eastAsia="Times New Roman" w:hAnsi="Aptos Narrow" w:cs="Times New Roman"/>
+                <w:color w:val="000000"/>
+                <w:kern w:val="0"/>
+                <w:sz w:val="22"/>
+                <w:szCs w:val="22"/>
+                <w14:ligatures w14:val="none"/>
+              </w:rPr>
+            </w:pPr>
+            <w:r>
+              <w:rPr>
+                <w:rFonts w:ascii="Aptos Narrow" w:eastAsia="Times New Roman" w:hAnsi="Aptos Narrow" w:cs="Times New Roman"/>
+                <w:color w:val="000000"/>
+                <w:kern w:val="0"/>
+                <w:sz w:val="22"/>
+                <w:szCs w:val="22"/>
+                <w14:ligatures w14:val="none"/>
+              </w:rPr>
+              <w:t>SOV</w:t>
+            </w:r>
+          </w:p>
+        </w:tc>
+        <w:tc>
+          <w:tcPr>
+            <w:tcW w:w="0" w:type="auto"/>
+            <w:tcBorders>
+              <w:top w:val="nil"/>
+              <w:left w:val="nil"/>
+              <w:bottom w:val="single" w:sz="4" w:space="0" w:color="auto"/>
+              <w:right w:val="single" w:sz="4" w:space="0" w:color="auto"/>
+            </w:tcBorders>
+            <w:noWrap/>
+            <w:vAlign w:val="bottom"/>
+            <w:hideMark/>
+          </w:tcPr>
+          <w:p>
+            <w:pPr>
+              <w:spacing w:after="0" w:line="240" w:lineRule="auto"/>
+              <w:rPr>
+                <w:rFonts w:ascii="Aptos Narrow" w:eastAsia="Times New Roman" w:hAnsi="Aptos Narrow" w:cs="Times New Roman"/>
+                <w:color w:val="000000"/>
+                <w:kern w:val="0"/>
+                <w:sz w:val="22"/>
+                <w:szCs w:val="22"/>
+                <w14:ligatures w14:val="none"/>
+              </w:rPr>
+            </w:pPr>
+            <w:r>
+              <w:rPr>
+                <w:rFonts w:ascii="Aptos Narrow" w:eastAsia="Times New Roman" w:hAnsi="Aptos Narrow" w:cs="Times New Roman"/>
+                <w:color w:val="000000"/>
+                <w:kern w:val="0"/>
+                <w:sz w:val="22"/>
+                <w:szCs w:val="22"/>
+                <w14:ligatures w14:val="none"/>
+              </w:rPr>
+              <w:t xml:space="preserve">          1,343,000 </w:t>
+            </w:r>
+          </w:p>
+        </w:tc>
+        <w:tc>
+          <w:tcPr>
+            <w:tcW w:w="0" w:type="auto"/>
+            <w:tcBorders>
+              <w:top w:val="nil"/>
+              <w:left w:val="nil"/>
+              <w:bottom w:val="single" w:sz="4" w:space="0" w:color="auto"/>
+              <w:right w:val="single" w:sz="4" w:space="0" w:color="auto"/>
+            </w:tcBorders>
+            <w:noWrap/>
+            <w:vAlign w:val="bottom"/>
+            <w:hideMark/>
+          </w:tcPr>
+          <w:p>
+            <w:pPr>
+              <w:spacing w:after="0" w:line="240" w:lineRule="auto"/>
+              <w:rPr>
+                <w:rFonts w:ascii="Aptos Narrow" w:eastAsia="Times New Roman" w:hAnsi="Aptos Narrow" w:cs="Times New Roman"/>
+                <w:color w:val="000000"/>
+                <w:kern w:val="0"/>
+                <w:sz w:val="22"/>
+                <w:szCs w:val="22"/>
+                <w14:ligatures w14:val="none"/>
+              </w:rPr>
+            </w:pPr>
+            <w:r>
+              <w:rPr>
+                <w:rFonts w:ascii="Aptos Narrow" w:eastAsia="Times New Roman" w:hAnsi="Aptos Narrow" w:cs="Times New Roman"/>
+                <w:color w:val="000000"/>
+                <w:kern w:val="0"/>
+                <w:sz w:val="22"/>
+                <w:szCs w:val="22"/>
+                <w14:ligatures w14:val="none"/>
+              </w:rPr>
+              <w:t xml:space="preserve">             32,000 </w:t>
+            </w:r>
+          </w:p>
+        </w:tc>
+        <w:tc>
+          <w:tcPr>
+            <w:tcW w:w="0" w:type="auto"/>
+            <w:tcBorders>
+              <w:top w:val="nil"/>
+              <w:left w:val="nil"/>
+              <w:bottom w:val="single" w:sz="4" w:space="0" w:color="auto"/>
+              <w:right w:val="single" w:sz="4" w:space="0" w:color="auto"/>
+            </w:tcBorders>
+            <w:noWrap/>
+            <w:vAlign w:val="bottom"/>
+            <w:hideMark/>
+          </w:tcPr>
+          <w:p>
+            <w:pPr>
+              <w:spacing w:after="0" w:line="240" w:lineRule="auto"/>
+              <w:rPr>
+                <w:rFonts w:ascii="Aptos Narrow" w:eastAsia="Times New Roman" w:hAnsi="Aptos Narrow" w:cs="Times New Roman"/>
+                <w:b/>
+                <w:bCs/>
+                <w:color w:val="000000"/>
+                <w:kern w:val="0"/>
+                <w:sz w:val="22"/>
+                <w:szCs w:val="22"/>
+                <w14:ligatures w14:val="none"/>
+              </w:rPr>
+            </w:pPr>
+            <w:r>
+              <w:rPr>
+                <w:rFonts w:ascii="Aptos Narrow" w:eastAsia="Times New Roman" w:hAnsi="Aptos Narrow" w:cs="Times New Roman"/>
+                <w:b/>
+                <w:bCs/>
+                <w:color w:val="000000"/>
+                <w:kern w:val="0"/>
+                <w:sz w:val="22"/>
+                <w:szCs w:val="22"/>
+                <w14:ligatures w14:val="none"/>
+              </w:rPr>
+              <w:t xml:space="preserve">          1,375,000 </w:t>
+            </w:r>
+          </w:p>
+        </w:tc>
+      </w:tr>
+      <w:tr>
+        <w:trPr>
+          <w:trHeight w:val="288"/>
+        </w:trPr>
+        <w:tc>
+          <w:tcPr>
+            <w:tcW w:w="0" w:type="auto"/>
+            <w:tcBorders>
+              <w:top w:val="nil"/>
+              <w:left w:val="single" w:sz="4" w:space="0" w:color="auto"/>
+              <w:bottom w:val="single" w:sz="4" w:space="0" w:color="auto"/>
+              <w:right w:val="single" w:sz="4" w:space="0" w:color="auto"/>
+            </w:tcBorders>
+            <w:noWrap/>
+            <w:vAlign w:val="bottom"/>
+            <w:hideMark/>
+          </w:tcPr>
+          <w:p>
+            <w:pPr>
+              <w:spacing w:after="0" w:line="240" w:lineRule="auto"/>
+              <w:rPr>
+                <w:rFonts w:ascii="Aptos Narrow" w:eastAsia="Times New Roman" w:hAnsi="Aptos Narrow" w:cs="Times New Roman"/>
+                <w:color w:val="000000"/>
+                <w:kern w:val="0"/>
+                <w:sz w:val="22"/>
+                <w:szCs w:val="22"/>
+                <w14:ligatures w14:val="none"/>
+              </w:rPr>
+            </w:pPr>
+            <w:r>
+              <w:rPr>
+                <w:rFonts w:ascii="Aptos Narrow" w:eastAsia="Times New Roman" w:hAnsi="Aptos Narrow" w:cs="Times New Roman"/>
+                <w:color w:val="000000"/>
+                <w:kern w:val="0"/>
+                <w:sz w:val="22"/>
+                <w:szCs w:val="22"/>
+                <w14:ligatures w14:val="none"/>
+              </w:rPr>
+              <w:t>HOV2+</w:t>
+            </w:r>
+          </w:p>
+        </w:tc>
+        <w:tc>
+          <w:tcPr>
+            <w:tcW w:w="0" w:type="auto"/>
+            <w:tcBorders>
+              <w:top w:val="nil"/>
+              <w:left w:val="nil"/>
+              <w:bottom w:val="single" w:sz="4" w:space="0" w:color="auto"/>
+              <w:right w:val="single" w:sz="4" w:space="0" w:color="auto"/>
+            </w:tcBorders>
+            <w:noWrap/>
+            <w:vAlign w:val="bottom"/>
+            <w:hideMark/>
+          </w:tcPr>
+          <w:p>
+            <w:pPr>
+              <w:spacing w:after="0" w:line="240" w:lineRule="auto"/>
+              <w:rPr>
+                <w:rFonts w:ascii="Aptos Narrow" w:eastAsia="Times New Roman" w:hAnsi="Aptos Narrow" w:cs="Times New Roman"/>
+                <w:color w:val="000000"/>
+                <w:kern w:val="0"/>
+                <w:sz w:val="22"/>
+                <w:szCs w:val="22"/>
+                <w14:ligatures w14:val="none"/>
+              </w:rPr>
+            </w:pPr>
+            <w:r>
+              <w:rPr>
+                <w:rFonts w:ascii="Aptos Narrow" w:eastAsia="Times New Roman" w:hAnsi="Aptos Narrow" w:cs="Times New Roman"/>
+                <w:color w:val="000000"/>
+                <w:kern w:val="0"/>
+                <w:sz w:val="22"/>
+                <w:szCs w:val="22"/>
+                <w14:ligatures w14:val="none"/>
+              </w:rPr>
+              <w:t xml:space="preserve">               846,000 </w:t>
+            </w:r>
+          </w:p>
+        </w:tc>
+        <w:tc>
+          <w:tcPr>
+            <w:tcW w:w="0" w:type="auto"/>
+            <w:tcBorders>
+              <w:top w:val="nil"/>
+              <w:left w:val="nil"/>
+              <w:bottom w:val="single" w:sz="4" w:space="0" w:color="auto"/>
+              <w:right w:val="single" w:sz="4" w:space="0" w:color="auto"/>
+            </w:tcBorders>
+            <w:noWrap/>
+            <w:vAlign w:val="bottom"/>
+            <w:hideMark/>
+          </w:tcPr>
+          <w:p>
+            <w:pPr>
+              <w:spacing w:after="0" w:line="240" w:lineRule="auto"/>
+              <w:rPr>
+                <w:rFonts w:ascii="Aptos Narrow" w:eastAsia="Times New Roman" w:hAnsi="Aptos Narrow" w:cs="Times New Roman"/>
+                <w:color w:val="000000"/>
+                <w:kern w:val="0"/>
+                <w:sz w:val="22"/>
+                <w:szCs w:val="22"/>
+                <w14:ligatures w14:val="none"/>
+              </w:rPr>
+            </w:pPr>
+            <w:r>
+              <w:rPr>
+                <w:rFonts w:ascii="Aptos Narrow" w:eastAsia="Times New Roman" w:hAnsi="Aptos Narrow" w:cs="Times New Roman"/>
+                <w:color w:val="000000"/>
+                <w:kern w:val="0"/>
+                <w:sz w:val="22"/>
+                <w:szCs w:val="22"/>
+                <w14:ligatures w14:val="none"/>
+              </w:rPr>
+              <w:t xml:space="preserve">             62,000 </w:t>
+            </w:r>
+          </w:p>
+        </w:tc>
+        <w:tc>
+          <w:tcPr>
+            <w:tcW w:w="0" w:type="auto"/>
+            <w:tcBorders>
+              <w:top w:val="nil"/>
+              <w:left w:val="nil"/>
+              <w:bottom w:val="single" w:sz="4" w:space="0" w:color="auto"/>
+              <w:right w:val="single" w:sz="4" w:space="0" w:color="auto"/>
+            </w:tcBorders>
+            <w:noWrap/>
+            <w:vAlign w:val="bottom"/>
+            <w:hideMark/>
+          </w:tcPr>
+          <w:p>
+            <w:pPr>
+              <w:spacing w:after="0" w:line="240" w:lineRule="auto"/>
+              <w:rPr>
+                <w:rFonts w:ascii="Aptos Narrow" w:eastAsia="Times New Roman" w:hAnsi="Aptos Narrow" w:cs="Times New Roman"/>
+                <w:b/>
+                <w:bCs/>
+                <w:color w:val="000000"/>
+                <w:kern w:val="0"/>
+                <w:sz w:val="22"/>
+                <w:szCs w:val="22"/>
+                <w14:ligatures w14:val="none"/>
+              </w:rPr>
+            </w:pPr>
+            <w:r>
+              <w:rPr>
+                <w:rFonts w:ascii="Aptos Narrow" w:eastAsia="Times New Roman" w:hAnsi="Aptos Narrow" w:cs="Times New Roman"/>
+                <w:b/>
+                <w:bCs/>
+                <w:color w:val="000000"/>
+                <w:kern w:val="0"/>
+                <w:sz w:val="22"/>
+                <w:szCs w:val="22"/>
+                <w14:ligatures w14:val="none"/>
+              </w:rPr>
+              <w:t xml:space="preserve">               908,000 </w:t>
+            </w:r>
+          </w:p>
+        </w:tc>
+      </w:tr>
+      <w:tr>
+        <w:trPr>
+          <w:trHeight w:val="288"/>
+        </w:trPr>
+        <w:tc>
+          <w:tcPr>
+            <w:tcW w:w="0" w:type="auto"/>
+            <w:tcBorders>
+              <w:top w:val="nil"/>
+              <w:left w:val="single" w:sz="4" w:space="0" w:color="auto"/>
+              <w:bottom w:val="single" w:sz="4" w:space="0" w:color="auto"/>
+              <w:right w:val="single" w:sz="4" w:space="0" w:color="auto"/>
+            </w:tcBorders>
+            <w:noWrap/>
+            <w:vAlign w:val="bottom"/>
+            <w:hideMark/>
+          </w:tcPr>
+          <w:p>
+            <w:pPr>
+              <w:spacing w:after="0" w:line="240" w:lineRule="auto"/>
+              <w:rPr>
+                <w:rFonts w:ascii="Aptos Narrow" w:eastAsia="Times New Roman" w:hAnsi="Aptos Narrow" w:cs="Times New Roman"/>
+                <w:color w:val="000000"/>
+                <w:kern w:val="0"/>
+                <w:sz w:val="22"/>
+                <w:szCs w:val="22"/>
+                <w14:ligatures w14:val="none"/>
+              </w:rPr>
+            </w:pPr>
+            <w:r>
+              <w:rPr>
+                <w:rFonts w:ascii="Aptos Narrow" w:eastAsia="Times New Roman" w:hAnsi="Aptos Narrow" w:cs="Times New Roman"/>
+                <w:color w:val="000000"/>
+                <w:kern w:val="0"/>
+                <w:sz w:val="22"/>
+                <w:szCs w:val="22"/>
+                <w14:ligatures w14:val="none"/>
+              </w:rPr>
+              <w:t>Bus</w:t>
+            </w:r>
+          </w:p>
+        </w:tc>
+        <w:tc>
+          <w:tcPr>
+            <w:tcW w:w="0" w:type="auto"/>
+            <w:tcBorders>
+              <w:top w:val="nil"/>
+              <w:left w:val="nil"/>
+              <w:bottom w:val="single" w:sz="4" w:space="0" w:color="auto"/>
+              <w:right w:val="single" w:sz="4" w:space="0" w:color="auto"/>
+            </w:tcBorders>
+            <w:noWrap/>
+            <w:vAlign w:val="bottom"/>
+            <w:hideMark/>
+          </w:tcPr>
+          <w:p>
+            <w:pPr>
+              <w:spacing w:after="0" w:line="240" w:lineRule="auto"/>
+              <w:rPr>
+                <w:rFonts w:ascii="Aptos Narrow" w:eastAsia="Times New Roman" w:hAnsi="Aptos Narrow" w:cs="Times New Roman"/>
+                <w:color w:val="000000"/>
+                <w:kern w:val="0"/>
+                <w:sz w:val="22"/>
+                <w:szCs w:val="22"/>
+                <w14:ligatures w14:val="none"/>
+              </w:rPr>
+            </w:pPr>
+            <w:r>
+              <w:rPr>
+                <w:rFonts w:ascii="Aptos Narrow" w:eastAsia="Times New Roman" w:hAnsi="Aptos Narrow" w:cs="Times New Roman"/>
+                <w:color w:val="000000"/>
+                <w:kern w:val="0"/>
+                <w:sz w:val="22"/>
+                <w:szCs w:val="22"/>
+                <w14:ligatures w14:val="none"/>
+              </w:rPr>
+              <w:t xml:space="preserve">                  96,000 </w:t>
+            </w:r>
+          </w:p>
+        </w:tc>
+        <w:tc>
+          <w:tcPr>
+            <w:tcW w:w="0" w:type="auto"/>
+            <w:tcBorders>
+              <w:top w:val="nil"/>
+              <w:left w:val="nil"/>
+              <w:bottom w:val="single" w:sz="4" w:space="0" w:color="auto"/>
+              <w:right w:val="single" w:sz="4" w:space="0" w:color="auto"/>
+            </w:tcBorders>
+            <w:noWrap/>
+            <w:vAlign w:val="bottom"/>
+            <w:hideMark/>
+          </w:tcPr>
+          <w:p>
+            <w:pPr>
+              <w:spacing w:after="0" w:line="240" w:lineRule="auto"/>
+              <w:rPr>
+                <w:rFonts w:ascii="Aptos Narrow" w:eastAsia="Times New Roman" w:hAnsi="Aptos Narrow" w:cs="Times New Roman"/>
+                <w:color w:val="000000"/>
+                <w:kern w:val="0"/>
+                <w:sz w:val="22"/>
+                <w:szCs w:val="22"/>
+                <w14:ligatures w14:val="none"/>
+              </w:rPr>
+            </w:pPr>
+            <w:r>
+              <w:rPr>
+                <w:rFonts w:ascii="Aptos Narrow" w:eastAsia="Times New Roman" w:hAnsi="Aptos Narrow" w:cs="Times New Roman"/>
+                <w:color w:val="000000"/>
+                <w:kern w:val="0"/>
+                <w:sz w:val="22"/>
+                <w:szCs w:val="22"/>
+                <w14:ligatures w14:val="none"/>
+              </w:rPr>
+              <w:t xml:space="preserve">             28,000 </w:t>
+            </w:r>
+          </w:p>
+        </w:tc>
+        <w:tc>
+          <w:tcPr>
+            <w:tcW w:w="0" w:type="auto"/>
+            <w:tcBorders>
+              <w:top w:val="nil"/>
+              <w:left w:val="nil"/>
+              <w:bottom w:val="single" w:sz="4" w:space="0" w:color="auto"/>
+              <w:right w:val="single" w:sz="4" w:space="0" w:color="auto"/>
+            </w:tcBorders>
+            <w:noWrap/>
+            <w:vAlign w:val="bottom"/>
+            <w:hideMark/>
+          </w:tcPr>
+          <w:p>
+            <w:pPr>
+              <w:spacing w:after="0" w:line="240" w:lineRule="auto"/>
+              <w:rPr>
+                <w:rFonts w:ascii="Aptos Narrow" w:eastAsia="Times New Roman" w:hAnsi="Aptos Narrow" w:cs="Times New Roman"/>
+                <w:b/>
+                <w:bCs/>
+                <w:color w:val="000000"/>
+                <w:kern w:val="0"/>
+                <w:sz w:val="22"/>
+                <w:szCs w:val="22"/>
+                <w14:ligatures w14:val="none"/>
+              </w:rPr>
+            </w:pPr>
+            <w:r>
+              <w:rPr>
+                <w:rFonts w:ascii="Aptos Narrow" w:eastAsia="Times New Roman" w:hAnsi="Aptos Narrow" w:cs="Times New Roman"/>
+                <w:b/>
+                <w:bCs/>
+                <w:color w:val="000000"/>
+                <w:kern w:val="0"/>
+                <w:sz w:val="22"/>
+                <w:szCs w:val="22"/>
+                <w14:ligatures w14:val="none"/>
+              </w:rPr>
+              <w:t xml:space="preserve">               124,000 </w:t>
+            </w:r>
+          </w:p>
+        </w:tc>
+      </w:tr>
+      <w:tr>
+        <w:trPr>
+          <w:trHeight w:val="288"/>
+        </w:trPr>
+        <w:tc>
+          <w:tcPr>
+            <w:tcW w:w="0" w:type="auto"/>
+            <w:tcBorders>
+              <w:top w:val="nil"/>
+              <w:left w:val="single" w:sz="4" w:space="0" w:color="auto"/>
+              <w:bottom w:val="single" w:sz="4" w:space="0" w:color="auto"/>
+              <w:right w:val="single" w:sz="4" w:space="0" w:color="auto"/>
+            </w:tcBorders>
+            <w:noWrap/>
+            <w:vAlign w:val="bottom"/>
+            <w:hideMark/>
+          </w:tcPr>
+          <w:p>
+            <w:pPr>
+              <w:spacing w:after="0" w:line="240" w:lineRule="auto"/>
+              <w:rPr>
+                <w:rFonts w:ascii="Aptos Narrow" w:eastAsia="Times New Roman" w:hAnsi="Aptos Narrow" w:cs="Times New Roman"/>
+                <w:color w:val="000000"/>
+                <w:kern w:val="0"/>
+                <w:sz w:val="22"/>
+                <w:szCs w:val="22"/>
+                <w14:ligatures w14:val="none"/>
+              </w:rPr>
+            </w:pPr>
+            <w:r>
+              <w:rPr>
+                <w:rFonts w:ascii="Aptos Narrow" w:eastAsia="Times New Roman" w:hAnsi="Aptos Narrow" w:cs="Times New Roman"/>
+                <w:color w:val="000000"/>
+                <w:kern w:val="0"/>
+                <w:sz w:val="22"/>
+                <w:szCs w:val="22"/>
+                <w14:ligatures w14:val="none"/>
+              </w:rPr>
+              <w:t>Walk</w:t>
+            </w:r>
+          </w:p>
+        </w:tc>
+        <w:tc>
+          <w:tcPr>
+            <w:tcW w:w="0" w:type="auto"/>
+            <w:tcBorders>
+              <w:top w:val="nil"/>
+              <w:left w:val="nil"/>
+              <w:bottom w:val="single" w:sz="4" w:space="0" w:color="auto"/>
+              <w:right w:val="single" w:sz="4" w:space="0" w:color="auto"/>
+            </w:tcBorders>
+            <w:noWrap/>
+            <w:vAlign w:val="bottom"/>
+            <w:hideMark/>
+          </w:tcPr>
+          <w:p>
+            <w:pPr>
+              <w:spacing w:after="0" w:line="240" w:lineRule="auto"/>
+              <w:rPr>
+                <w:rFonts w:ascii="Aptos Narrow" w:eastAsia="Times New Roman" w:hAnsi="Aptos Narrow" w:cs="Times New Roman"/>
+                <w:color w:val="000000"/>
+                <w:kern w:val="0"/>
+                <w:sz w:val="22"/>
+                <w:szCs w:val="22"/>
+                <w14:ligatures w14:val="none"/>
+              </w:rPr>
+            </w:pPr>
+            <w:r>
+              <w:rPr>
+                <w:rFonts w:ascii="Aptos Narrow" w:eastAsia="Times New Roman" w:hAnsi="Aptos Narrow" w:cs="Times New Roman"/>
+                <w:color w:val="000000"/>
+                <w:kern w:val="0"/>
+                <w:sz w:val="22"/>
+                <w:szCs w:val="22"/>
+                <w14:ligatures w14:val="none"/>
+              </w:rPr>
+              <w:t xml:space="preserve">               262,000 </w:t>
+            </w:r>
+          </w:p>
+        </w:tc>
+        <w:tc>
+          <w:tcPr>
+            <w:tcW w:w="0" w:type="auto"/>
+            <w:tcBorders>
+              <w:top w:val="nil"/>
+              <w:left w:val="nil"/>
+              <w:bottom w:val="single" w:sz="4" w:space="0" w:color="auto"/>
+              <w:right w:val="single" w:sz="4" w:space="0" w:color="auto"/>
+            </w:tcBorders>
+            <w:noWrap/>
+            <w:vAlign w:val="bottom"/>
+            <w:hideMark/>
+          </w:tcPr>
+          <w:p>
+            <w:pPr>
+              <w:spacing w:after="0" w:line="240" w:lineRule="auto"/>
+              <w:rPr>
+                <w:rFonts w:ascii="Aptos Narrow" w:eastAsia="Times New Roman" w:hAnsi="Aptos Narrow" w:cs="Times New Roman"/>
+                <w:color w:val="000000"/>
+                <w:kern w:val="0"/>
+                <w:sz w:val="22"/>
+                <w:szCs w:val="22"/>
+                <w14:ligatures w14:val="none"/>
+              </w:rPr>
+            </w:pPr>
+            <w:r>
+              <w:rPr>
+                <w:rFonts w:ascii="Aptos Narrow" w:eastAsia="Times New Roman" w:hAnsi="Aptos Narrow" w:cs="Times New Roman"/>
+                <w:color w:val="000000"/>
+                <w:kern w:val="0"/>
+                <w:sz w:val="22"/>
+                <w:szCs w:val="22"/>
+                <w14:ligatures w14:val="none"/>
+              </w:rPr>
+              <w:t xml:space="preserve">          172,000 </w:t>
+            </w:r>
+          </w:p>
+        </w:tc>
+        <w:tc>
+          <w:tcPr>
+            <w:tcW w:w="0" w:type="auto"/>
+            <w:tcBorders>
+              <w:top w:val="nil"/>
+              <w:left w:val="nil"/>
+              <w:bottom w:val="single" w:sz="4" w:space="0" w:color="auto"/>
+              <w:right w:val="single" w:sz="4" w:space="0" w:color="auto"/>
+            </w:tcBorders>
+            <w:noWrap/>
+            <w:vAlign w:val="bottom"/>
+            <w:hideMark/>
+          </w:tcPr>
+          <w:p>
+            <w:pPr>
+              <w:spacing w:after="0" w:line="240" w:lineRule="auto"/>
+              <w:rPr>
+                <w:rFonts w:ascii="Aptos Narrow" w:eastAsia="Times New Roman" w:hAnsi="Aptos Narrow" w:cs="Times New Roman"/>
+                <w:b/>
+                <w:bCs/>
+                <w:color w:val="000000"/>
+                <w:kern w:val="0"/>
+                <w:sz w:val="22"/>
+                <w:szCs w:val="22"/>
+                <w14:ligatures w14:val="none"/>
+              </w:rPr>
+            </w:pPr>
+            <w:r>
+              <w:rPr>
+                <w:rFonts w:ascii="Aptos Narrow" w:eastAsia="Times New Roman" w:hAnsi="Aptos Narrow" w:cs="Times New Roman"/>
+                <w:b/>
+                <w:bCs/>
+                <w:color w:val="000000"/>
+                <w:kern w:val="0"/>
+                <w:sz w:val="22"/>
+                <w:szCs w:val="22"/>
+                <w14:ligatures w14:val="none"/>
+              </w:rPr>
+              <w:t xml:space="preserve">               434,000 </w:t>
+            </w:r>
+          </w:p>
+        </w:tc>
+      </w:tr>
+      <w:tr>
+        <w:trPr>
+          <w:trHeight w:val="288"/>
+        </w:trPr>
+        <w:tc>
+          <w:tcPr>
+            <w:tcW w:w="0" w:type="auto"/>
+            <w:tcBorders>
+              <w:top w:val="nil"/>
+              <w:left w:val="single" w:sz="4" w:space="0" w:color="auto"/>
+              <w:bottom w:val="single" w:sz="4" w:space="0" w:color="auto"/>
+              <w:right w:val="single" w:sz="4" w:space="0" w:color="auto"/>
+            </w:tcBorders>
+            <w:noWrap/>
+            <w:vAlign w:val="bottom"/>
+            <w:hideMark/>
+          </w:tcPr>
+          <w:p>
+            <w:pPr>
+              <w:spacing w:after="0" w:line="240" w:lineRule="auto"/>
+              <w:rPr>
+                <w:rFonts w:ascii="Aptos Narrow" w:eastAsia="Times New Roman" w:hAnsi="Aptos Narrow" w:cs="Times New Roman"/>
+                <w:color w:val="000000"/>
+                <w:kern w:val="0"/>
+                <w:sz w:val="22"/>
+                <w:szCs w:val="22"/>
+                <w14:ligatures w14:val="none"/>
+              </w:rPr>
+            </w:pPr>
+            <w:r>
+              <w:rPr>
+                <w:rFonts w:ascii="Aptos Narrow" w:eastAsia="Times New Roman" w:hAnsi="Aptos Narrow" w:cs="Times New Roman"/>
+                <w:color w:val="000000"/>
+                <w:kern w:val="0"/>
+                <w:sz w:val="22"/>
+                <w:szCs w:val="22"/>
+                <w14:ligatures w14:val="none"/>
+              </w:rPr>
+              <w:t>Bike</w:t>
+            </w:r>
+          </w:p>
+        </w:tc>
+        <w:tc>
+          <w:tcPr>
+            <w:tcW w:w="0" w:type="auto"/>
+            <w:tcBorders>
+              <w:top w:val="nil"/>
+              <w:left w:val="nil"/>
+              <w:bottom w:val="single" w:sz="4" w:space="0" w:color="auto"/>
+              <w:right w:val="single" w:sz="4" w:space="0" w:color="auto"/>
+            </w:tcBorders>
+            <w:noWrap/>
+            <w:vAlign w:val="bottom"/>
+            <w:hideMark/>
+          </w:tcPr>
+          <w:p>
+            <w:pPr>
+              <w:spacing w:after="0" w:line="240" w:lineRule="auto"/>
+              <w:rPr>
+                <w:rFonts w:ascii="Aptos Narrow" w:eastAsia="Times New Roman" w:hAnsi="Aptos Narrow" w:cs="Times New Roman"/>
+                <w:color w:val="000000"/>
+                <w:kern w:val="0"/>
+                <w:sz w:val="22"/>
+                <w:szCs w:val="22"/>
+                <w14:ligatures w14:val="none"/>
+              </w:rPr>
+            </w:pPr>
+            <w:r>
+              <w:rPr>
+                <w:rFonts w:ascii="Aptos Narrow" w:eastAsia="Times New Roman" w:hAnsi="Aptos Narrow" w:cs="Times New Roman"/>
+                <w:color w:val="000000"/>
+                <w:kern w:val="0"/>
+                <w:sz w:val="22"/>
+                <w:szCs w:val="22"/>
+                <w14:ligatures w14:val="none"/>
+              </w:rPr>
+              <w:t xml:space="preserve">                  55,000 </w:t>
+            </w:r>
+          </w:p>
+        </w:tc>
+        <w:tc>
+          <w:tcPr>
+            <w:tcW w:w="0" w:type="auto"/>
+            <w:tcBorders>
+              <w:top w:val="nil"/>
+              <w:left w:val="nil"/>
+              <w:bottom w:val="single" w:sz="4" w:space="0" w:color="auto"/>
+              <w:right w:val="single" w:sz="4" w:space="0" w:color="auto"/>
+            </w:tcBorders>
+            <w:noWrap/>
+            <w:vAlign w:val="bottom"/>
+            <w:hideMark/>
+          </w:tcPr>
+          <w:p>
+            <w:pPr>
+              <w:spacing w:after="0" w:line="240" w:lineRule="auto"/>
+              <w:rPr>
+                <w:rFonts w:ascii="Aptos Narrow" w:eastAsia="Times New Roman" w:hAnsi="Aptos Narrow" w:cs="Times New Roman"/>
+                <w:color w:val="000000"/>
+                <w:kern w:val="0"/>
+                <w:sz w:val="22"/>
+                <w:szCs w:val="22"/>
+                <w14:ligatures w14:val="none"/>
+              </w:rPr>
+            </w:pPr>
+            <w:r>
+              <w:rPr>
+                <w:rFonts w:ascii="Aptos Narrow" w:eastAsia="Times New Roman" w:hAnsi="Aptos Narrow" w:cs="Times New Roman"/>
+                <w:color w:val="000000"/>
+                <w:kern w:val="0"/>
+                <w:sz w:val="22"/>
+                <w:szCs w:val="22"/>
+                <w14:ligatures w14:val="none"/>
+              </w:rPr>
+              <w:t xml:space="preserve">                          -   </w:t>
+            </w:r>
+          </w:p>
+        </w:tc>
+        <w:tc>
+          <w:tcPr>
+            <w:tcW w:w="0" w:type="auto"/>
+            <w:tcBorders>
+              <w:top w:val="nil"/>
+              <w:left w:val="nil"/>
+              <w:bottom w:val="single" w:sz="4" w:space="0" w:color="auto"/>
+              <w:right w:val="single" w:sz="4" w:space="0" w:color="auto"/>
+            </w:tcBorders>
+            <w:noWrap/>
+            <w:vAlign w:val="bottom"/>
+            <w:hideMark/>
+          </w:tcPr>
+          <w:p>
+            <w:pPr>
+              <w:spacing w:after="0" w:line="240" w:lineRule="auto"/>
+              <w:rPr>
+                <w:rFonts w:ascii="Aptos Narrow" w:eastAsia="Times New Roman" w:hAnsi="Aptos Narrow" w:cs="Times New Roman"/>
+                <w:b/>
+                <w:bCs/>
+                <w:color w:val="000000"/>
+                <w:kern w:val="0"/>
+                <w:sz w:val="22"/>
+                <w:szCs w:val="22"/>
+                <w14:ligatures w14:val="none"/>
+              </w:rPr>
+            </w:pPr>
+            <w:r>
+              <w:rPr>
+                <w:rFonts w:ascii="Aptos Narrow" w:eastAsia="Times New Roman" w:hAnsi="Aptos Narrow" w:cs="Times New Roman"/>
+                <w:b/>
+                <w:bCs/>
+                <w:color w:val="000000"/>
+                <w:kern w:val="0"/>
+                <w:sz w:val="22"/>
+                <w:szCs w:val="22"/>
+                <w14:ligatures w14:val="none"/>
+              </w:rPr>
+              <w:t xml:space="preserve">                  55,000 </w:t>
+            </w:r>
+          </w:p>
+        </w:tc>
+      </w:tr>
+      <w:tr>
+        <w:trPr>
+          <w:trHeight w:val="288"/>
+        </w:trPr>
+        <w:tc>
+          <w:tcPr>
+            <w:tcW w:w="0" w:type="auto"/>
+            <w:tcBorders>
+              <w:top w:val="nil"/>
+              <w:left w:val="single" w:sz="4" w:space="0" w:color="auto"/>
+              <w:bottom w:val="single" w:sz="4" w:space="0" w:color="auto"/>
+              <w:right w:val="single" w:sz="4" w:space="0" w:color="auto"/>
+            </w:tcBorders>
+            <w:noWrap/>
+            <w:vAlign w:val="bottom"/>
+            <w:hideMark/>
+          </w:tcPr>
+          <w:p>
+            <w:pPr>
+              <w:spacing w:after="0" w:line="240" w:lineRule="auto"/>
+              <w:rPr>
+                <w:rFonts w:ascii="Aptos Narrow" w:eastAsia="Times New Roman" w:hAnsi="Aptos Narrow" w:cs="Times New Roman"/>
+                <w:color w:val="000000"/>
+                <w:kern w:val="0"/>
+                <w:sz w:val="22"/>
+                <w:szCs w:val="22"/>
+                <w14:ligatures w14:val="none"/>
+              </w:rPr>
+            </w:pPr>
+            <w:r>
+              <w:rPr>
+                <w:rFonts w:ascii="Aptos Narrow" w:eastAsia="Times New Roman" w:hAnsi="Aptos Narrow" w:cs="Times New Roman"/>
+                <w:color w:val="000000"/>
+                <w:kern w:val="0"/>
+                <w:sz w:val="22"/>
+                <w:szCs w:val="22"/>
+                <w14:ligatures w14:val="none"/>
+              </w:rPr>
+              <w:t>School Bus</w:t>
+            </w:r>
+          </w:p>
+        </w:tc>
+        <w:tc>
+          <w:tcPr>
+            <w:tcW w:w="0" w:type="auto"/>
+            <w:tcBorders>
+              <w:top w:val="nil"/>
+              <w:left w:val="nil"/>
+              <w:bottom w:val="single" w:sz="4" w:space="0" w:color="auto"/>
+              <w:right w:val="single" w:sz="4" w:space="0" w:color="auto"/>
+            </w:tcBorders>
+            <w:noWrap/>
+            <w:vAlign w:val="bottom"/>
+            <w:hideMark/>
+          </w:tcPr>
+          <w:p>
+            <w:pPr>
+              <w:spacing w:after="0" w:line="240" w:lineRule="auto"/>
+              <w:rPr>
+                <w:rFonts w:ascii="Aptos Narrow" w:eastAsia="Times New Roman" w:hAnsi="Aptos Narrow" w:cs="Times New Roman"/>
+                <w:color w:val="000000"/>
+                <w:kern w:val="0"/>
+                <w:sz w:val="22"/>
+                <w:szCs w:val="22"/>
+                <w14:ligatures w14:val="none"/>
+              </w:rPr>
+            </w:pPr>
+            <w:r>
+              <w:rPr>
+                <w:rFonts w:ascii="Aptos Narrow" w:eastAsia="Times New Roman" w:hAnsi="Aptos Narrow" w:cs="Times New Roman"/>
+                <w:color w:val="000000"/>
+                <w:kern w:val="0"/>
+                <w:sz w:val="22"/>
+                <w:szCs w:val="22"/>
+                <w14:ligatures w14:val="none"/>
+              </w:rPr>
+              <w:t xml:space="preserve">                  58,000 </w:t>
+            </w:r>
+          </w:p>
+        </w:tc>
+        <w:tc>
+          <w:tcPr>
+            <w:tcW w:w="0" w:type="auto"/>
+            <w:tcBorders>
+              <w:top w:val="nil"/>
+              <w:left w:val="nil"/>
+              <w:bottom w:val="single" w:sz="4" w:space="0" w:color="auto"/>
+              <w:right w:val="single" w:sz="4" w:space="0" w:color="auto"/>
+            </w:tcBorders>
+            <w:noWrap/>
+            <w:vAlign w:val="bottom"/>
+            <w:hideMark/>
+          </w:tcPr>
+          <w:p>
+            <w:pPr>
+              <w:spacing w:after="0" w:line="240" w:lineRule="auto"/>
+              <w:rPr>
+                <w:rFonts w:ascii="Aptos Narrow" w:eastAsia="Times New Roman" w:hAnsi="Aptos Narrow" w:cs="Times New Roman"/>
+                <w:color w:val="000000"/>
+                <w:kern w:val="0"/>
+                <w:sz w:val="22"/>
+                <w:szCs w:val="22"/>
+                <w14:ligatures w14:val="none"/>
+              </w:rPr>
+            </w:pPr>
+            <w:r>
+              <w:rPr>
+                <w:rFonts w:ascii="Aptos Narrow" w:eastAsia="Times New Roman" w:hAnsi="Aptos Narrow" w:cs="Times New Roman"/>
+                <w:color w:val="000000"/>
+                <w:kern w:val="0"/>
+                <w:sz w:val="22"/>
+                <w:szCs w:val="22"/>
+                <w14:ligatures w14:val="none"/>
+              </w:rPr>
+              <w:t xml:space="preserve">                          -   </w:t>
+            </w:r>
+          </w:p>
+        </w:tc>
+        <w:tc>
+          <w:tcPr>
+            <w:tcW w:w="0" w:type="auto"/>
+            <w:tcBorders>
+              <w:top w:val="nil"/>
+              <w:left w:val="nil"/>
+              <w:bottom w:val="single" w:sz="4" w:space="0" w:color="auto"/>
+              <w:right w:val="single" w:sz="4" w:space="0" w:color="auto"/>
+            </w:tcBorders>
+            <w:noWrap/>
+            <w:vAlign w:val="bottom"/>
+            <w:hideMark/>
+          </w:tcPr>
+          <w:p>
+            <w:pPr>
+              <w:spacing w:after="0" w:line="240" w:lineRule="auto"/>
+              <w:rPr>
+                <w:rFonts w:ascii="Aptos Narrow" w:eastAsia="Times New Roman" w:hAnsi="Aptos Narrow" w:cs="Times New Roman"/>
+                <w:b/>
+                <w:bCs/>
+                <w:color w:val="000000"/>
+                <w:kern w:val="0"/>
+                <w:sz w:val="22"/>
+                <w:szCs w:val="22"/>
+                <w14:ligatures w14:val="none"/>
+              </w:rPr>
+            </w:pPr>
+            <w:r>
+              <w:rPr>
+                <w:rFonts w:ascii="Aptos Narrow" w:eastAsia="Times New Roman" w:hAnsi="Aptos Narrow" w:cs="Times New Roman"/>
+                <w:b/>
+                <w:bCs/>
+                <w:color w:val="000000"/>
+                <w:kern w:val="0"/>
+                <w:sz w:val="22"/>
+                <w:szCs w:val="22"/>
+                <w14:ligatures w14:val="none"/>
+              </w:rPr>
+              <w:t xml:space="preserve">                  58,000 </w:t>
+            </w:r>
+          </w:p>
+        </w:tc>
+      </w:tr>
+      <w:tr>
+        <w:trPr>
+          <w:trHeight w:val="288"/>
+        </w:trPr>
+        <w:tc>
+          <w:tcPr>
+            <w:tcW w:w="0" w:type="auto"/>
+            <w:tcBorders>
+              <w:top w:val="nil"/>
+              <w:left w:val="single" w:sz="4" w:space="0" w:color="auto"/>
+              <w:bottom w:val="single" w:sz="4" w:space="0" w:color="auto"/>
+              <w:right w:val="single" w:sz="4" w:space="0" w:color="auto"/>
+            </w:tcBorders>
+            <w:noWrap/>
+            <w:vAlign w:val="bottom"/>
+            <w:hideMark/>
+          </w:tcPr>
+          <w:p>
+            <w:pPr>
+              <w:spacing w:after="0" w:line="240" w:lineRule="auto"/>
+              <w:rPr>
+                <w:rFonts w:ascii="Aptos Narrow" w:eastAsia="Times New Roman" w:hAnsi="Aptos Narrow" w:cs="Times New Roman"/>
+                <w:color w:val="000000"/>
+                <w:kern w:val="0"/>
+                <w:sz w:val="22"/>
+                <w:szCs w:val="22"/>
+                <w14:ligatures w14:val="none"/>
+              </w:rPr>
+            </w:pPr>
+            <w:r>
+              <w:rPr>
+                <w:rFonts w:ascii="Aptos Narrow" w:eastAsia="Times New Roman" w:hAnsi="Aptos Narrow" w:cs="Times New Roman"/>
+                <w:color w:val="000000"/>
+                <w:kern w:val="0"/>
+                <w:sz w:val="22"/>
+                <w:szCs w:val="22"/>
+                <w14:ligatures w14:val="none"/>
+              </w:rPr>
+              <w:t>Other/TNC</w:t>
+            </w:r>
+          </w:p>
+        </w:tc>
+        <w:tc>
+          <w:tcPr>
+            <w:tcW w:w="0" w:type="auto"/>
+            <w:tcBorders>
+              <w:top w:val="nil"/>
+              <w:left w:val="nil"/>
+              <w:bottom w:val="single" w:sz="4" w:space="0" w:color="auto"/>
+              <w:right w:val="single" w:sz="4" w:space="0" w:color="auto"/>
+            </w:tcBorders>
+            <w:noWrap/>
+            <w:vAlign w:val="bottom"/>
+            <w:hideMark/>
+          </w:tcPr>
+          <w:p>
+            <w:pPr>
+              <w:spacing w:after="0" w:line="240" w:lineRule="auto"/>
+              <w:rPr>
+                <w:rFonts w:ascii="Aptos Narrow" w:eastAsia="Times New Roman" w:hAnsi="Aptos Narrow" w:cs="Times New Roman"/>
+                <w:color w:val="000000"/>
+                <w:kern w:val="0"/>
+                <w:sz w:val="22"/>
+                <w:szCs w:val="22"/>
+                <w14:ligatures w14:val="none"/>
+              </w:rPr>
+            </w:pPr>
+            <w:r>
+              <w:rPr>
+                <w:rFonts w:ascii="Aptos Narrow" w:eastAsia="Times New Roman" w:hAnsi="Aptos Narrow" w:cs="Times New Roman"/>
+                <w:color w:val="000000"/>
+                <w:kern w:val="0"/>
+                <w:sz w:val="22"/>
+                <w:szCs w:val="22"/>
+                <w14:ligatures w14:val="none"/>
+              </w:rPr>
+              <w:t xml:space="preserve">                  49,000 </w:t>
+            </w:r>
+          </w:p>
+        </w:tc>
+        <w:tc>
+          <w:tcPr>
+            <w:tcW w:w="0" w:type="auto"/>
+            <w:tcBorders>
+              <w:top w:val="nil"/>
+              <w:left w:val="nil"/>
+              <w:bottom w:val="single" w:sz="4" w:space="0" w:color="auto"/>
+              <w:right w:val="single" w:sz="4" w:space="0" w:color="auto"/>
+            </w:tcBorders>
+            <w:noWrap/>
+            <w:vAlign w:val="bottom"/>
+            <w:hideMark/>
+          </w:tcPr>
+          <w:p>
+            <w:pPr>
+              <w:spacing w:after="0" w:line="240" w:lineRule="auto"/>
+              <w:rPr>
+                <w:rFonts w:ascii="Aptos Narrow" w:eastAsia="Times New Roman" w:hAnsi="Aptos Narrow" w:cs="Times New Roman"/>
+                <w:color w:val="000000"/>
+                <w:kern w:val="0"/>
+                <w:sz w:val="22"/>
+                <w:szCs w:val="22"/>
+                <w14:ligatures w14:val="none"/>
+              </w:rPr>
+            </w:pPr>
+            <w:r>
+              <w:rPr>
+                <w:rFonts w:ascii="Aptos Narrow" w:eastAsia="Times New Roman" w:hAnsi="Aptos Narrow" w:cs="Times New Roman"/>
+                <w:color w:val="000000"/>
+                <w:kern w:val="0"/>
+                <w:sz w:val="22"/>
+                <w:szCs w:val="22"/>
+                <w14:ligatures w14:val="none"/>
+              </w:rPr>
+              <w:t xml:space="preserve">             96,000 </w:t>
+            </w:r>
+          </w:p>
+        </w:tc>
+        <w:tc>
+          <w:tcPr>
+            <w:tcW w:w="0" w:type="auto"/>
+            <w:tcBorders>
+              <w:top w:val="nil"/>
+              <w:left w:val="nil"/>
+              <w:bottom w:val="single" w:sz="4" w:space="0" w:color="auto"/>
+              <w:right w:val="single" w:sz="4" w:space="0" w:color="auto"/>
+            </w:tcBorders>
+            <w:noWrap/>
+            <w:vAlign w:val="bottom"/>
+            <w:hideMark/>
+          </w:tcPr>
+          <w:p>
+            <w:pPr>
+              <w:spacing w:after="0" w:line="240" w:lineRule="auto"/>
+              <w:rPr>
+                <w:rFonts w:ascii="Aptos Narrow" w:eastAsia="Times New Roman" w:hAnsi="Aptos Narrow" w:cs="Times New Roman"/>
+                <w:b/>
+                <w:bCs/>
+                <w:color w:val="000000"/>
+                <w:kern w:val="0"/>
+                <w:sz w:val="22"/>
+                <w:szCs w:val="22"/>
+                <w14:ligatures w14:val="none"/>
+              </w:rPr>
+            </w:pPr>
+            <w:r>
+              <w:rPr>
+                <w:rFonts w:ascii="Aptos Narrow" w:eastAsia="Times New Roman" w:hAnsi="Aptos Narrow" w:cs="Times New Roman"/>
+                <w:b/>
+                <w:bCs/>
+                <w:color w:val="000000"/>
+                <w:kern w:val="0"/>
+                <w:sz w:val="22"/>
+                <w:szCs w:val="22"/>
+                <w14:ligatures w14:val="none"/>
+              </w:rPr>
+              <w:t xml:space="preserve">               145,000 </w:t>
+            </w:r>
+          </w:p>
+        </w:tc>
+      </w:tr>
+      <w:tr>
+        <w:trPr>
+          <w:trHeight w:val="288"/>
+        </w:trPr>
+        <w:tc>
+          <w:tcPr>
+            <w:tcW w:w="0" w:type="auto"/>
+            <w:tcBorders>
+              <w:top w:val="nil"/>
+              <w:left w:val="single" w:sz="4" w:space="0" w:color="auto"/>
+              <w:bottom w:val="single" w:sz="4" w:space="0" w:color="auto"/>
+              <w:right w:val="single" w:sz="4" w:space="0" w:color="auto"/>
+            </w:tcBorders>
+            <w:noWrap/>
+            <w:vAlign w:val="bottom"/>
+            <w:hideMark/>
+          </w:tcPr>
+          <w:p>
+            <w:pPr>
+              <w:spacing w:after="0" w:line="240" w:lineRule="auto"/>
+              <w:rPr>
+                <w:rFonts w:ascii="Aptos Narrow" w:eastAsia="Times New Roman" w:hAnsi="Aptos Narrow" w:cs="Times New Roman"/>
+                <w:b/>
+                <w:bCs/>
+                <w:color w:val="000000"/>
+                <w:kern w:val="0"/>
+                <w:sz w:val="22"/>
+                <w:szCs w:val="22"/>
+                <w14:ligatures w14:val="none"/>
+              </w:rPr>
+            </w:pPr>
+            <w:r>
+              <w:rPr>
+                <w:rFonts w:ascii="Aptos Narrow" w:eastAsia="Times New Roman" w:hAnsi="Aptos Narrow" w:cs="Times New Roman"/>
+                <w:b/>
+                <w:bCs/>
+                <w:color w:val="000000"/>
+                <w:kern w:val="0"/>
+                <w:sz w:val="22"/>
+                <w:szCs w:val="22"/>
+                <w14:ligatures w14:val="none"/>
+              </w:rPr>
+              <w:t>Total</w:t>
+            </w:r>
+          </w:p>
+        </w:tc>
+        <w:tc>
+          <w:tcPr>
+            <w:tcW w:w="0" w:type="auto"/>
+            <w:tcBorders>
+              <w:top w:val="nil"/>
+              <w:left w:val="nil"/>
+              <w:bottom w:val="single" w:sz="4" w:space="0" w:color="auto"/>
+              <w:right w:val="single" w:sz="4" w:space="0" w:color="auto"/>
+            </w:tcBorders>
+            <w:noWrap/>
+            <w:vAlign w:val="bottom"/>
+            <w:hideMark/>
+          </w:tcPr>
+          <w:p>
+            <w:pPr>
+              <w:spacing w:after="0" w:line="240" w:lineRule="auto"/>
+              <w:rPr>
+                <w:rFonts w:ascii="Aptos Narrow" w:eastAsia="Times New Roman" w:hAnsi="Aptos Narrow" w:cs="Times New Roman"/>
+                <w:b/>
+                <w:bCs/>
+                <w:color w:val="000000"/>
+                <w:kern w:val="0"/>
+                <w:sz w:val="22"/>
+                <w:szCs w:val="22"/>
+                <w14:ligatures w14:val="none"/>
+              </w:rPr>
+            </w:pPr>
+            <w:r>
+              <w:rPr>
+                <w:rFonts w:ascii="Aptos Narrow" w:eastAsia="Times New Roman" w:hAnsi="Aptos Narrow" w:cs="Times New Roman"/>
+                <w:b/>
+                <w:bCs/>
+                <w:color w:val="000000"/>
+                <w:kern w:val="0"/>
+                <w:sz w:val="22"/>
+                <w:szCs w:val="22"/>
+                <w14:ligatures w14:val="none"/>
+              </w:rPr>
+              <w:t xml:space="preserve">          2,709,000 </w:t>
+            </w:r>
+          </w:p>
+        </w:tc>
+        <w:tc>
+          <w:tcPr>
+            <w:tcW w:w="0" w:type="auto"/>
+            <w:tcBorders>
+              <w:top w:val="nil"/>
+              <w:left w:val="nil"/>
+              <w:bottom w:val="single" w:sz="4" w:space="0" w:color="auto"/>
+              <w:right w:val="single" w:sz="4" w:space="0" w:color="auto"/>
+            </w:tcBorders>
+            <w:noWrap/>
+            <w:vAlign w:val="bottom"/>
+            <w:hideMark/>
+          </w:tcPr>
+          <w:p>
+            <w:pPr>
+              <w:spacing w:after="0" w:line="240" w:lineRule="auto"/>
+              <w:rPr>
+                <w:rFonts w:ascii="Aptos Narrow" w:eastAsia="Times New Roman" w:hAnsi="Aptos Narrow" w:cs="Times New Roman"/>
+                <w:b/>
+                <w:bCs/>
+                <w:color w:val="000000"/>
+                <w:kern w:val="0"/>
+                <w:sz w:val="22"/>
+                <w:szCs w:val="22"/>
+                <w14:ligatures w14:val="none"/>
+              </w:rPr>
+            </w:pPr>
+            <w:r>
+              <w:rPr>
+                <w:rFonts w:ascii="Aptos Narrow" w:eastAsia="Times New Roman" w:hAnsi="Aptos Narrow" w:cs="Times New Roman"/>
+                <w:b/>
+                <w:bCs/>
+                <w:color w:val="000000"/>
+                <w:kern w:val="0"/>
+                <w:sz w:val="22"/>
+                <w:szCs w:val="22"/>
+                <w14:ligatures w14:val="none"/>
+              </w:rPr>
+              <w:t xml:space="preserve">          390,000 </w:t>
+            </w:r>
+          </w:p>
+        </w:tc>
+        <w:tc>
+          <w:tcPr>
+            <w:tcW w:w="0" w:type="auto"/>
+            <w:tcBorders>
+              <w:top w:val="nil"/>
+              <w:left w:val="nil"/>
+              <w:bottom w:val="single" w:sz="4" w:space="0" w:color="auto"/>
+              <w:right w:val="single" w:sz="4" w:space="0" w:color="auto"/>
+            </w:tcBorders>
+            <w:noWrap/>
+            <w:vAlign w:val="bottom"/>
+            <w:hideMark/>
+          </w:tcPr>
+          <w:p>
+            <w:pPr>
+              <w:spacing w:after="0" w:line="240" w:lineRule="auto"/>
+              <w:rPr>
+                <w:rFonts w:ascii="Aptos Narrow" w:eastAsia="Times New Roman" w:hAnsi="Aptos Narrow" w:cs="Times New Roman"/>
+                <w:b/>
+                <w:bCs/>
+                <w:color w:val="000000"/>
+                <w:kern w:val="0"/>
+                <w:sz w:val="22"/>
+                <w:szCs w:val="22"/>
+                <w14:ligatures w14:val="none"/>
+              </w:rPr>
+            </w:pPr>
+            <w:r>
+              <w:rPr>
+                <w:rFonts w:ascii="Aptos Narrow" w:eastAsia="Times New Roman" w:hAnsi="Aptos Narrow" w:cs="Times New Roman"/>
+                <w:b/>
+                <w:bCs/>
+                <w:color w:val="000000"/>
+                <w:kern w:val="0"/>
+                <w:sz w:val="22"/>
+                <w:szCs w:val="22"/>
+                <w14:ligatures w14:val="none"/>
+              </w:rPr>
+              <w:t xml:space="preserve">          3,099,000 </w:t>
+            </w:r>
+          </w:p>
+        </w:tc>
+      </w:tr>
+    </w:tbl>
+    <w:p/>
+    <w:p>
+      <w:pPr>
+        <w:pStyle w:val="Heading2"/>
+      </w:pPr>
+      <w:r>
+        <w:lastRenderedPageBreak/>
         <w:t>Residents</w:t>
       </w:r>
     </w:p>
@@ -1687,10 +3870,9 @@
     </w:p>
     <w:p>
       <w:pPr>
-        <w:pStyle w:val="Heading1"/>
+        <w:pStyle w:val="Heading2"/>
       </w:pPr>
       <w:r>
-        <w:lastRenderedPageBreak/>
         <w:t>Visitors</w:t>
       </w:r>
     </w:p>
@@ -1730,6 +3912,8 @@
         </w:drawing>
       </w:r>
     </w:p>
+    <w:p/>
+    <w:p/>
     <w:sectPr>
       <w:pgSz w:w="12240" w:h="15840"/>
       <w:pgMar w:top="1440" w:right="1440" w:bottom="1440" w:left="1440" w:header="720" w:footer="720" w:gutter="0"/>
@@ -2168,7 +4352,6 @@
     <w:next w:val="Normal"/>
     <w:link w:val="Heading2Char"/>
     <w:uiPriority w:val="9"/>
-    <w:semiHidden/>
     <w:unhideWhenUsed/>
     <w:qFormat/>
     <w:rsid w:val="00684B04"/>
@@ -2385,7 +4568,6 @@
     <w:basedOn w:val="DefaultParagraphFont"/>
     <w:link w:val="Heading2"/>
     <w:uiPriority w:val="9"/>
-    <w:semiHidden/>
     <w:rsid w:val="00684B04"/>
     <w:rPr>
       <w:rFonts w:asciiTheme="majorHAnsi" w:eastAsiaTheme="majorEastAsia" w:hAnsiTheme="majorHAnsi" w:cstheme="majorBidi"/>
